--- a/courses/4/uifis/reports/UIFIS_practice-18_report-template.docx
+++ b/courses/4/uifis/reports/UIFIS_practice-18_report-template.docx
@@ -77,6 +77,15 @@
       </w:r>
     </w:p>
     <w:p/>
+    <w:p>
+      <w:r>
+        <w:rPr>
+          <w:b/>
+          <w:sz w:val="24"/>
+        </w:rPr>
+        <w:t>Ход работы</w:t>
+      </w:r>
+    </w:p>
     <w:p>
       <w:r>
         <w:rPr>
@@ -816,7 +825,7 @@
           <w:b/>
           <w:sz w:val="24"/>
         </w:rPr>
-        <w:t>Скриншоты</w:t>
+        <w:t>Скриншоты выполнения работы</w:t>
       </w:r>
     </w:p>
     <w:p>
@@ -931,237 +940,6 @@
           <w:sz w:val="24"/>
         </w:rPr>
         <w:t>________________________________________________________________________</w:t>
-      </w:r>
-    </w:p>
-    <w:p>
-      <w:r>
-        <w:rPr>
-          <w:b w:val="0"/>
-          <w:sz w:val="24"/>
-        </w:rPr>
-        <w:t>________________________________________________________________________</w:t>
-      </w:r>
-    </w:p>
-    <w:p>
-      <w:r>
-        <w:rPr>
-          <w:b w:val="0"/>
-          <w:sz w:val="24"/>
-        </w:rPr>
-        <w:t>________________________________________________________________________</w:t>
-      </w:r>
-    </w:p>
-    <w:p>
-      <w:r>
-        <w:rPr>
-          <w:b w:val="0"/>
-          <w:sz w:val="24"/>
-        </w:rPr>
-        <w:t>________________________________________________________________________</w:t>
-      </w:r>
-    </w:p>
-    <w:p/>
-    <w:p>
-      <w:r>
-        <w:rPr>
-          <w:b/>
-          <w:sz w:val="24"/>
-        </w:rPr>
-        <w:t>Ответы на контрольные вопросы</w:t>
-      </w:r>
-    </w:p>
-    <w:p>
-      <w:r>
-        <w:rPr>
-          <w:b w:val="0"/>
-          <w:sz w:val="24"/>
-        </w:rPr>
-        <w:t>1. Зачем нужен OpenAPI?</w:t>
-      </w:r>
-    </w:p>
-    <w:p>
-      <w:r>
-        <w:rPr>
-          <w:b w:val="0"/>
-          <w:sz w:val="24"/>
-        </w:rPr>
-        <w:t>________________________________________________________________________</w:t>
-      </w:r>
-    </w:p>
-    <w:p>
-      <w:r>
-        <w:rPr>
-          <w:b w:val="0"/>
-          <w:sz w:val="24"/>
-        </w:rPr>
-        <w:t>________________________________________________________________________</w:t>
-      </w:r>
-    </w:p>
-    <w:p>
-      <w:r>
-        <w:rPr>
-          <w:b w:val="0"/>
-          <w:sz w:val="24"/>
-        </w:rPr>
-        <w:t>________________________________________________________________________</w:t>
-      </w:r>
-    </w:p>
-    <w:p/>
-    <w:p>
-      <w:r>
-        <w:rPr>
-          <w:b w:val="0"/>
-          <w:sz w:val="24"/>
-        </w:rPr>
-        <w:t>2. Чем 401 отличается от 403?</w:t>
-      </w:r>
-    </w:p>
-    <w:p>
-      <w:r>
-        <w:rPr>
-          <w:b w:val="0"/>
-          <w:sz w:val="24"/>
-        </w:rPr>
-        <w:t>________________________________________________________________________</w:t>
-      </w:r>
-    </w:p>
-    <w:p>
-      <w:r>
-        <w:rPr>
-          <w:b w:val="0"/>
-          <w:sz w:val="24"/>
-        </w:rPr>
-        <w:t>________________________________________________________________________</w:t>
-      </w:r>
-    </w:p>
-    <w:p>
-      <w:r>
-        <w:rPr>
-          <w:b w:val="0"/>
-          <w:sz w:val="24"/>
-        </w:rPr>
-        <w:t>________________________________________________________________________</w:t>
-      </w:r>
-    </w:p>
-    <w:p/>
-    <w:p>
-      <w:r>
-        <w:rPr>
-          <w:b w:val="0"/>
-          <w:sz w:val="24"/>
-        </w:rPr>
-        <w:t>3. Почему пример ошибки не должен содержать стек?</w:t>
-      </w:r>
-    </w:p>
-    <w:p>
-      <w:r>
-        <w:rPr>
-          <w:b w:val="0"/>
-          <w:sz w:val="24"/>
-        </w:rPr>
-        <w:t>________________________________________________________________________</w:t>
-      </w:r>
-    </w:p>
-    <w:p>
-      <w:r>
-        <w:rPr>
-          <w:b w:val="0"/>
-          <w:sz w:val="24"/>
-        </w:rPr>
-        <w:t>________________________________________________________________________</w:t>
-      </w:r>
-    </w:p>
-    <w:p>
-      <w:r>
-        <w:rPr>
-          <w:b w:val="0"/>
-          <w:sz w:val="24"/>
-        </w:rPr>
-        <w:t>________________________________________________________________________</w:t>
-      </w:r>
-    </w:p>
-    <w:p/>
-    <w:p>
-      <w:r>
-        <w:rPr>
-          <w:b w:val="0"/>
-          <w:sz w:val="24"/>
-        </w:rPr>
-        <w:t>4. Как проверить, что документация не устарела?</w:t>
-      </w:r>
-    </w:p>
-    <w:p>
-      <w:r>
-        <w:rPr>
-          <w:b w:val="0"/>
-          <w:sz w:val="24"/>
-        </w:rPr>
-        <w:t>________________________________________________________________________</w:t>
-      </w:r>
-    </w:p>
-    <w:p>
-      <w:r>
-        <w:rPr>
-          <w:b w:val="0"/>
-          <w:sz w:val="24"/>
-        </w:rPr>
-        <w:t>________________________________________________________________________</w:t>
-      </w:r>
-    </w:p>
-    <w:p>
-      <w:r>
-        <w:rPr>
-          <w:b w:val="0"/>
-          <w:sz w:val="24"/>
-        </w:rPr>
-        <w:t>________________________________________________________________________</w:t>
-      </w:r>
-    </w:p>
-    <w:p/>
-    <w:p>
-      <w:r>
-        <w:rPr>
-          <w:b w:val="0"/>
-          <w:sz w:val="24"/>
-        </w:rPr>
-        <w:t>5. Что должно быть в коллекции Postman?</w:t>
-      </w:r>
-    </w:p>
-    <w:p>
-      <w:r>
-        <w:rPr>
-          <w:b w:val="0"/>
-          <w:sz w:val="24"/>
-        </w:rPr>
-        <w:t>________________________________________________________________________</w:t>
-      </w:r>
-    </w:p>
-    <w:p>
-      <w:r>
-        <w:rPr>
-          <w:b w:val="0"/>
-          <w:sz w:val="24"/>
-        </w:rPr>
-        <w:t>________________________________________________________________________</w:t>
-      </w:r>
-    </w:p>
-    <w:p>
-      <w:r>
-        <w:rPr>
-          <w:b w:val="0"/>
-          <w:sz w:val="24"/>
-        </w:rPr>
-        <w:t>________________________________________________________________________</w:t>
-      </w:r>
-    </w:p>
-    <w:p/>
-    <w:p>
-      <w:r>
-        <w:rPr>
-          <w:b w:val="0"/>
-          <w:sz w:val="24"/>
-        </w:rPr>
-        <w:t>6. Почему версия API указывается явно?</w:t>
       </w:r>
     </w:p>
     <w:p>

--- a/courses/4/uifis/reports/UIFIS_practice-18_report-template.docx
+++ b/courses/4/uifis/reports/UIFIS_practice-18_report-template.docx
@@ -4,10 +4,13 @@
   <w:body>
     <w:p>
       <w:pPr>
+        <w:spacing w:line="360" w:lineRule="auto" w:before="0" w:after="0"/>
+        <w:ind w:firstLine="0"/>
         <w:jc w:val="center"/>
       </w:pPr>
       <w:r>
         <w:rPr>
+          <w:rFonts w:ascii="Times New Roman" w:hAnsi="Times New Roman" w:eastAsia="Times New Roman" w:cs="Times New Roman"/>
           <w:b/>
           <w:sz w:val="28"/>
         </w:rPr>
@@ -16,81 +19,129 @@
     </w:p>
     <w:p>
       <w:pPr>
+        <w:spacing w:line="360" w:lineRule="auto" w:before="0" w:after="0"/>
+        <w:ind w:firstLine="0"/>
         <w:jc w:val="center"/>
       </w:pPr>
       <w:r>
         <w:rPr>
+          <w:rFonts w:ascii="Times New Roman" w:hAnsi="Times New Roman" w:eastAsia="Times New Roman" w:cs="Times New Roman"/>
           <w:b/>
-          <w:sz w:val="26"/>
+          <w:sz w:val="28"/>
         </w:rPr>
         <w:t>Отчёт по практической работе 18</w:t>
       </w:r>
     </w:p>
     <w:p>
       <w:pPr>
+        <w:spacing w:line="360" w:lineRule="auto" w:before="0" w:after="0"/>
+        <w:ind w:firstLine="0"/>
         <w:jc w:val="center"/>
       </w:pPr>
       <w:r>
         <w:rPr>
+          <w:rFonts w:ascii="Times New Roman" w:hAnsi="Times New Roman" w:eastAsia="Times New Roman" w:cs="Times New Roman"/>
           <w:b w:val="0"/>
-          <w:sz w:val="24"/>
+          <w:sz w:val="28"/>
         </w:rPr>
         <w:t>Тема: Документация API; Комплексный практикум</w:t>
       </w:r>
     </w:p>
     <w:p/>
     <w:p>
+      <w:pPr>
+        <w:spacing w:line="360" w:lineRule="auto" w:before="0" w:after="0"/>
+        <w:ind w:firstLine="0"/>
+        <w:jc w:val="left"/>
+      </w:pPr>
       <w:r>
         <w:rPr>
+          <w:rFonts w:ascii="Times New Roman" w:hAnsi="Times New Roman" w:eastAsia="Times New Roman" w:cs="Times New Roman"/>
           <w:b w:val="0"/>
-          <w:sz w:val="24"/>
+          <w:sz w:val="28"/>
         </w:rPr>
         <w:t>ФИО студента: ______________________________________</w:t>
       </w:r>
     </w:p>
     <w:p>
+      <w:pPr>
+        <w:spacing w:line="360" w:lineRule="auto" w:before="0" w:after="0"/>
+        <w:ind w:firstLine="0"/>
+        <w:jc w:val="left"/>
+      </w:pPr>
       <w:r>
         <w:rPr>
+          <w:rFonts w:ascii="Times New Roman" w:hAnsi="Times New Roman" w:eastAsia="Times New Roman" w:cs="Times New Roman"/>
           <w:b w:val="0"/>
-          <w:sz w:val="24"/>
+          <w:sz w:val="28"/>
         </w:rPr>
         <w:t>Группа: ______________________  Дата: _______________</w:t>
       </w:r>
     </w:p>
     <w:p/>
     <w:p>
+      <w:pPr>
+        <w:pStyle w:val="Heading1"/>
+        <w:keepNext/>
+        <w:keepLines/>
+        <w:spacing w:line="240" w:lineRule="auto" w:before="240" w:after="0"/>
+        <w:ind w:firstLine="0" w:left="0"/>
+        <w:jc w:val="both"/>
+      </w:pPr>
       <w:r>
         <w:rPr>
-          <w:b/>
-          <w:sz w:val="24"/>
+          <w:rFonts w:ascii="Times New Roman" w:hAnsi="Times New Roman" w:eastAsia="Times New Roman" w:cs="Times New Roman"/>
+          <w:b w:val="0"/>
+          <w:sz w:val="28"/>
         </w:rPr>
         <w:t>Цель работы</w:t>
       </w:r>
     </w:p>
     <w:p>
+      <w:pPr>
+        <w:spacing w:line="360" w:lineRule="auto" w:before="0" w:after="0"/>
+        <w:ind w:firstLine="709"/>
+        <w:jc w:val="both"/>
+      </w:pPr>
       <w:r>
         <w:rPr>
+          <w:rFonts w:ascii="Times New Roman" w:hAnsi="Times New Roman" w:eastAsia="Times New Roman" w:cs="Times New Roman"/>
           <w:b w:val="0"/>
-          <w:sz w:val="24"/>
+          <w:sz w:val="28"/>
         </w:rPr>
         <w:t>Описать учебный API в OpenAPI, подготовить коллекцию Postman с тестами, оформить примеры запросов и ошибок, провести комплексную проверку модулей ИС и защитить документацию перед группой.</w:t>
       </w:r>
     </w:p>
     <w:p/>
     <w:p>
+      <w:pPr>
+        <w:pStyle w:val="Heading1"/>
+        <w:keepNext/>
+        <w:keepLines/>
+        <w:spacing w:line="240" w:lineRule="auto" w:before="240" w:after="0"/>
+        <w:ind w:firstLine="0" w:left="0"/>
+        <w:jc w:val="both"/>
+      </w:pPr>
       <w:r>
         <w:rPr>
-          <w:b/>
-          <w:sz w:val="24"/>
+          <w:rFonts w:ascii="Times New Roman" w:hAnsi="Times New Roman" w:eastAsia="Times New Roman" w:cs="Times New Roman"/>
+          <w:b w:val="0"/>
+          <w:sz w:val="28"/>
         </w:rPr>
         <w:t>Ход работы</w:t>
       </w:r>
     </w:p>
     <w:p>
+      <w:pPr>
+        <w:spacing w:line="360" w:lineRule="auto" w:before="0" w:after="0"/>
+        <w:ind w:firstLine="709"/>
+        <w:jc w:val="both"/>
+      </w:pPr>
       <w:r>
         <w:rPr>
+          <w:rFonts w:ascii="Times New Roman" w:hAnsi="Times New Roman" w:eastAsia="Times New Roman" w:cs="Times New Roman"/>
           <w:b/>
-          <w:sz w:val="24"/>
+          <w:sz w:val="28"/>
         </w:rPr>
         <w:t>Состав документации</w:t>
       </w:r>
@@ -99,6 +150,7 @@
       <w:tblPr>
         <w:tblStyle w:val="TableGrid"/>
         <w:tblW w:type="auto" w:w="0"/>
+        <w:tblLayout w:type="autofit"/>
         <w:tblLook w:firstColumn="1" w:firstRow="1" w:lastColumn="0" w:lastRow="0" w:noHBand="0" w:noVBand="1" w:val="04A0"/>
       </w:tblPr>
       <w:tblGrid>
@@ -112,9 +164,16 @@
             <w:tcW w:type="dxa" w:w="2880"/>
           </w:tcPr>
           <w:p>
+            <w:pPr>
+              <w:spacing w:line="360" w:lineRule="auto" w:before="0" w:after="0"/>
+              <w:ind w:firstLine="0"/>
+              <w:jc w:val="center"/>
+            </w:pPr>
             <w:r>
               <w:rPr>
-                <w:sz w:val="18"/>
+                <w:rFonts w:ascii="Times New Roman" w:hAnsi="Times New Roman" w:eastAsia="Times New Roman" w:cs="Times New Roman"/>
+                <w:b/>
+                <w:sz w:val="22"/>
               </w:rPr>
               <w:t>Раздел</w:t>
             </w:r>
@@ -125,9 +184,16 @@
             <w:tcW w:type="dxa" w:w="2880"/>
           </w:tcPr>
           <w:p>
+            <w:pPr>
+              <w:spacing w:line="360" w:lineRule="auto" w:before="0" w:after="0"/>
+              <w:ind w:firstLine="0"/>
+              <w:jc w:val="center"/>
+            </w:pPr>
             <w:r>
               <w:rPr>
-                <w:sz w:val="18"/>
+                <w:rFonts w:ascii="Times New Roman" w:hAnsi="Times New Roman" w:eastAsia="Times New Roman" w:cs="Times New Roman"/>
+                <w:b/>
+                <w:sz w:val="22"/>
               </w:rPr>
               <w:t>Что включить</w:t>
             </w:r>
@@ -138,9 +204,16 @@
             <w:tcW w:type="dxa" w:w="2880"/>
           </w:tcPr>
           <w:p>
+            <w:pPr>
+              <w:spacing w:line="360" w:lineRule="auto" w:before="0" w:after="0"/>
+              <w:ind w:firstLine="0"/>
+              <w:jc w:val="center"/>
+            </w:pPr>
             <w:r>
               <w:rPr>
-                <w:sz w:val="18"/>
+                <w:rFonts w:ascii="Times New Roman" w:hAnsi="Times New Roman" w:eastAsia="Times New Roman" w:cs="Times New Roman"/>
+                <w:b/>
+                <w:sz w:val="22"/>
               </w:rPr>
               <w:t>Проверка</w:t>
             </w:r>
@@ -153,9 +226,16 @@
             <w:tcW w:type="dxa" w:w="2880"/>
           </w:tcPr>
           <w:p>
+            <w:pPr>
+              <w:spacing w:line="360" w:lineRule="auto" w:before="0" w:after="0"/>
+              <w:ind w:firstLine="0"/>
+              <w:jc w:val="both"/>
+            </w:pPr>
             <w:r>
               <w:rPr>
-                <w:sz w:val="18"/>
+                <w:rFonts w:ascii="Times New Roman" w:hAnsi="Times New Roman" w:eastAsia="Times New Roman" w:cs="Times New Roman"/>
+                <w:b w:val="0"/>
+                <w:sz w:val="22"/>
               </w:rPr>
               <w:t>Общие сведения</w:t>
             </w:r>
@@ -166,9 +246,16 @@
             <w:tcW w:type="dxa" w:w="2880"/>
           </w:tcPr>
           <w:p>
+            <w:pPr>
+              <w:spacing w:line="360" w:lineRule="auto" w:before="0" w:after="0"/>
+              <w:ind w:firstLine="0"/>
+              <w:jc w:val="both"/>
+            </w:pPr>
             <w:r>
               <w:rPr>
-                <w:sz w:val="18"/>
+                <w:rFonts w:ascii="Times New Roman" w:hAnsi="Times New Roman" w:eastAsia="Times New Roman" w:cs="Times New Roman"/>
+                <w:b w:val="0"/>
+                <w:sz w:val="22"/>
               </w:rPr>
               <w:t>назначение, base URL, версия, авторизация</w:t>
             </w:r>
@@ -179,9 +266,16 @@
             <w:tcW w:type="dxa" w:w="2880"/>
           </w:tcPr>
           <w:p>
+            <w:pPr>
+              <w:spacing w:line="360" w:lineRule="auto" w:before="0" w:after="0"/>
+              <w:ind w:firstLine="0"/>
+              <w:jc w:val="both"/>
+            </w:pPr>
             <w:r>
               <w:rPr>
-                <w:sz w:val="18"/>
+                <w:rFonts w:ascii="Times New Roman" w:hAnsi="Times New Roman" w:eastAsia="Times New Roman" w:cs="Times New Roman"/>
+                <w:b w:val="0"/>
+                <w:sz w:val="22"/>
               </w:rPr>
               <w:t>ссылка на стенд</w:t>
             </w:r>
@@ -194,9 +288,16 @@
             <w:tcW w:type="dxa" w:w="2880"/>
           </w:tcPr>
           <w:p>
+            <w:pPr>
+              <w:spacing w:line="360" w:lineRule="auto" w:before="0" w:after="0"/>
+              <w:ind w:firstLine="0"/>
+              <w:jc w:val="both"/>
+            </w:pPr>
             <w:r>
               <w:rPr>
-                <w:sz w:val="18"/>
+                <w:rFonts w:ascii="Times New Roman" w:hAnsi="Times New Roman" w:eastAsia="Times New Roman" w:cs="Times New Roman"/>
+                <w:b w:val="0"/>
+                <w:sz w:val="22"/>
               </w:rPr>
               <w:t>Ресурсы</w:t>
             </w:r>
@@ -207,9 +308,16 @@
             <w:tcW w:type="dxa" w:w="2880"/>
           </w:tcPr>
           <w:p>
+            <w:pPr>
+              <w:spacing w:line="360" w:lineRule="auto" w:before="0" w:after="0"/>
+              <w:ind w:firstLine="0"/>
+              <w:jc w:val="both"/>
+            </w:pPr>
             <w:r>
               <w:rPr>
-                <w:sz w:val="18"/>
+                <w:rFonts w:ascii="Times New Roman" w:hAnsi="Times New Roman" w:eastAsia="Times New Roman" w:cs="Times New Roman"/>
+                <w:b w:val="0"/>
+                <w:sz w:val="22"/>
               </w:rPr>
               <w:t>users, roles, health</w:t>
             </w:r>
@@ -220,9 +328,16 @@
             <w:tcW w:type="dxa" w:w="2880"/>
           </w:tcPr>
           <w:p>
+            <w:pPr>
+              <w:spacing w:line="360" w:lineRule="auto" w:before="0" w:after="0"/>
+              <w:ind w:firstLine="0"/>
+              <w:jc w:val="both"/>
+            </w:pPr>
             <w:r>
               <w:rPr>
-                <w:sz w:val="18"/>
+                <w:rFonts w:ascii="Times New Roman" w:hAnsi="Times New Roman" w:eastAsia="Times New Roman" w:cs="Times New Roman"/>
+                <w:b w:val="0"/>
+                <w:sz w:val="22"/>
               </w:rPr>
               <w:t>каждый путь описан</w:t>
             </w:r>
@@ -235,9 +350,16 @@
             <w:tcW w:type="dxa" w:w="2880"/>
           </w:tcPr>
           <w:p>
+            <w:pPr>
+              <w:spacing w:line="360" w:lineRule="auto" w:before="0" w:after="0"/>
+              <w:ind w:firstLine="0"/>
+              <w:jc w:val="both"/>
+            </w:pPr>
             <w:r>
               <w:rPr>
-                <w:sz w:val="18"/>
+                <w:rFonts w:ascii="Times New Roman" w:hAnsi="Times New Roman" w:eastAsia="Times New Roman" w:cs="Times New Roman"/>
+                <w:b w:val="0"/>
+                <w:sz w:val="22"/>
               </w:rPr>
               <w:t>Схемы</w:t>
             </w:r>
@@ -248,9 +370,16 @@
             <w:tcW w:type="dxa" w:w="2880"/>
           </w:tcPr>
           <w:p>
+            <w:pPr>
+              <w:spacing w:line="360" w:lineRule="auto" w:before="0" w:after="0"/>
+              <w:ind w:firstLine="0"/>
+              <w:jc w:val="both"/>
+            </w:pPr>
             <w:r>
               <w:rPr>
-                <w:sz w:val="18"/>
+                <w:rFonts w:ascii="Times New Roman" w:hAnsi="Times New Roman" w:eastAsia="Times New Roman" w:cs="Times New Roman"/>
+                <w:b w:val="0"/>
+                <w:sz w:val="22"/>
               </w:rPr>
               <w:t>User, UserInput, Error</w:t>
             </w:r>
@@ -261,9 +390,16 @@
             <w:tcW w:type="dxa" w:w="2880"/>
           </w:tcPr>
           <w:p>
+            <w:pPr>
+              <w:spacing w:line="360" w:lineRule="auto" w:before="0" w:after="0"/>
+              <w:ind w:firstLine="0"/>
+              <w:jc w:val="both"/>
+            </w:pPr>
             <w:r>
               <w:rPr>
-                <w:sz w:val="18"/>
+                <w:rFonts w:ascii="Times New Roman" w:hAnsi="Times New Roman" w:eastAsia="Times New Roman" w:cs="Times New Roman"/>
+                <w:b w:val="0"/>
+                <w:sz w:val="22"/>
               </w:rPr>
               <w:t>обязательные поля</w:t>
             </w:r>
@@ -276,9 +412,16 @@
             <w:tcW w:type="dxa" w:w="2880"/>
           </w:tcPr>
           <w:p>
+            <w:pPr>
+              <w:spacing w:line="360" w:lineRule="auto" w:before="0" w:after="0"/>
+              <w:ind w:firstLine="0"/>
+              <w:jc w:val="both"/>
+            </w:pPr>
             <w:r>
               <w:rPr>
-                <w:sz w:val="18"/>
+                <w:rFonts w:ascii="Times New Roman" w:hAnsi="Times New Roman" w:eastAsia="Times New Roman" w:cs="Times New Roman"/>
+                <w:b w:val="0"/>
+                <w:sz w:val="22"/>
               </w:rPr>
               <w:t>Коды</w:t>
             </w:r>
@@ -289,9 +432,16 @@
             <w:tcW w:type="dxa" w:w="2880"/>
           </w:tcPr>
           <w:p>
+            <w:pPr>
+              <w:spacing w:line="360" w:lineRule="auto" w:before="0" w:after="0"/>
+              <w:ind w:firstLine="0"/>
+              <w:jc w:val="both"/>
+            </w:pPr>
             <w:r>
               <w:rPr>
-                <w:sz w:val="18"/>
+                <w:rFonts w:ascii="Times New Roman" w:hAnsi="Times New Roman" w:eastAsia="Times New Roman" w:cs="Times New Roman"/>
+                <w:b w:val="0"/>
+                <w:sz w:val="22"/>
               </w:rPr>
               <w:t>200, 201, 400, 401, 403, 404, 500</w:t>
             </w:r>
@@ -302,9 +452,16 @@
             <w:tcW w:type="dxa" w:w="2880"/>
           </w:tcPr>
           <w:p>
+            <w:pPr>
+              <w:spacing w:line="360" w:lineRule="auto" w:before="0" w:after="0"/>
+              <w:ind w:firstLine="0"/>
+              <w:jc w:val="both"/>
+            </w:pPr>
             <w:r>
               <w:rPr>
-                <w:sz w:val="18"/>
+                <w:rFonts w:ascii="Times New Roman" w:hAnsi="Times New Roman" w:eastAsia="Times New Roman" w:cs="Times New Roman"/>
+                <w:b w:val="0"/>
+                <w:sz w:val="22"/>
               </w:rPr>
               <w:t>примеры тел</w:t>
             </w:r>
@@ -317,9 +474,16 @@
             <w:tcW w:type="dxa" w:w="2880"/>
           </w:tcPr>
           <w:p>
+            <w:pPr>
+              <w:spacing w:line="360" w:lineRule="auto" w:before="0" w:after="0"/>
+              <w:ind w:firstLine="0"/>
+              <w:jc w:val="both"/>
+            </w:pPr>
             <w:r>
               <w:rPr>
-                <w:sz w:val="18"/>
+                <w:rFonts w:ascii="Times New Roman" w:hAnsi="Times New Roman" w:eastAsia="Times New Roman" w:cs="Times New Roman"/>
+                <w:b w:val="0"/>
+                <w:sz w:val="22"/>
               </w:rPr>
               <w:t>Примеры</w:t>
             </w:r>
@@ -330,9 +494,16 @@
             <w:tcW w:type="dxa" w:w="2880"/>
           </w:tcPr>
           <w:p>
+            <w:pPr>
+              <w:spacing w:line="360" w:lineRule="auto" w:before="0" w:after="0"/>
+              <w:ind w:firstLine="0"/>
+              <w:jc w:val="both"/>
+            </w:pPr>
             <w:r>
               <w:rPr>
-                <w:sz w:val="18"/>
+                <w:rFonts w:ascii="Times New Roman" w:hAnsi="Times New Roman" w:eastAsia="Times New Roman" w:cs="Times New Roman"/>
+                <w:b w:val="0"/>
+                <w:sz w:val="22"/>
               </w:rPr>
               <w:t>curl и Postman</w:t>
             </w:r>
@@ -343,9 +514,16 @@
             <w:tcW w:type="dxa" w:w="2880"/>
           </w:tcPr>
           <w:p>
+            <w:pPr>
+              <w:spacing w:line="360" w:lineRule="auto" w:before="0" w:after="0"/>
+              <w:ind w:firstLine="0"/>
+              <w:jc w:val="both"/>
+            </w:pPr>
             <w:r>
               <w:rPr>
-                <w:sz w:val="18"/>
+                <w:rFonts w:ascii="Times New Roman" w:hAnsi="Times New Roman" w:eastAsia="Times New Roman" w:cs="Times New Roman"/>
+                <w:b w:val="0"/>
+                <w:sz w:val="22"/>
               </w:rPr>
               <w:t>запрос выполняется</w:t>
             </w:r>
@@ -358,9 +536,16 @@
             <w:tcW w:type="dxa" w:w="2880"/>
           </w:tcPr>
           <w:p>
+            <w:pPr>
+              <w:spacing w:line="360" w:lineRule="auto" w:before="0" w:after="0"/>
+              <w:ind w:firstLine="0"/>
+              <w:jc w:val="both"/>
+            </w:pPr>
             <w:r>
               <w:rPr>
-                <w:sz w:val="18"/>
+                <w:rFonts w:ascii="Times New Roman" w:hAnsi="Times New Roman" w:eastAsia="Times New Roman" w:cs="Times New Roman"/>
+                <w:b w:val="0"/>
+                <w:sz w:val="22"/>
               </w:rPr>
               <w:t>Ошибки</w:t>
             </w:r>
@@ -371,9 +556,16 @@
             <w:tcW w:type="dxa" w:w="2880"/>
           </w:tcPr>
           <w:p>
+            <w:pPr>
+              <w:spacing w:line="360" w:lineRule="auto" w:before="0" w:after="0"/>
+              <w:ind w:firstLine="0"/>
+              <w:jc w:val="both"/>
+            </w:pPr>
             <w:r>
               <w:rPr>
-                <w:sz w:val="18"/>
+                <w:rFonts w:ascii="Times New Roman" w:hAnsi="Times New Roman" w:eastAsia="Times New Roman" w:cs="Times New Roman"/>
+                <w:b w:val="0"/>
+                <w:sz w:val="22"/>
               </w:rPr>
               <w:t>код, поле, сообщение</w:t>
             </w:r>
@@ -384,9 +576,16 @@
             <w:tcW w:type="dxa" w:w="2880"/>
           </w:tcPr>
           <w:p>
+            <w:pPr>
+              <w:spacing w:line="360" w:lineRule="auto" w:before="0" w:after="0"/>
+              <w:ind w:firstLine="0"/>
+              <w:jc w:val="both"/>
+            </w:pPr>
             <w:r>
               <w:rPr>
-                <w:sz w:val="18"/>
+                <w:rFonts w:ascii="Times New Roman" w:hAnsi="Times New Roman" w:eastAsia="Times New Roman" w:cs="Times New Roman"/>
+                <w:b w:val="0"/>
+                <w:sz w:val="22"/>
               </w:rPr>
               <w:t>не раскрывает стек</w:t>
             </w:r>
@@ -399,9 +598,16 @@
             <w:tcW w:type="dxa" w:w="2880"/>
           </w:tcPr>
           <w:p>
+            <w:pPr>
+              <w:spacing w:line="360" w:lineRule="auto" w:before="0" w:after="0"/>
+              <w:ind w:firstLine="0"/>
+              <w:jc w:val="both"/>
+            </w:pPr>
             <w:r>
               <w:rPr>
-                <w:sz w:val="18"/>
+                <w:rFonts w:ascii="Times New Roman" w:hAnsi="Times New Roman" w:eastAsia="Times New Roman" w:cs="Times New Roman"/>
+                <w:b w:val="0"/>
+                <w:sz w:val="22"/>
               </w:rPr>
               <w:t>Версионирование</w:t>
             </w:r>
@@ -412,9 +618,16 @@
             <w:tcW w:type="dxa" w:w="2880"/>
           </w:tcPr>
           <w:p>
+            <w:pPr>
+              <w:spacing w:line="360" w:lineRule="auto" w:before="0" w:after="0"/>
+              <w:ind w:firstLine="0"/>
+              <w:jc w:val="both"/>
+            </w:pPr>
             <w:r>
               <w:rPr>
-                <w:sz w:val="18"/>
+                <w:rFonts w:ascii="Times New Roman" w:hAnsi="Times New Roman" w:eastAsia="Times New Roman" w:cs="Times New Roman"/>
+                <w:b w:val="0"/>
+                <w:sz w:val="22"/>
               </w:rPr>
               <w:t>v1 и правило изменений</w:t>
             </w:r>
@@ -425,9 +638,16 @@
             <w:tcW w:type="dxa" w:w="2880"/>
           </w:tcPr>
           <w:p>
+            <w:pPr>
+              <w:spacing w:line="360" w:lineRule="auto" w:before="0" w:after="0"/>
+              <w:ind w:firstLine="0"/>
+              <w:jc w:val="both"/>
+            </w:pPr>
             <w:r>
               <w:rPr>
-                <w:sz w:val="18"/>
+                <w:rFonts w:ascii="Times New Roman" w:hAnsi="Times New Roman" w:eastAsia="Times New Roman" w:cs="Times New Roman"/>
+                <w:b w:val="0"/>
+                <w:sz w:val="22"/>
               </w:rPr>
               <w:t>описано</w:t>
             </w:r>
@@ -437,10 +657,16 @@
     </w:tbl>
     <w:p/>
     <w:p>
+      <w:pPr>
+        <w:spacing w:line="360" w:lineRule="auto" w:before="0" w:after="0"/>
+        <w:ind w:firstLine="709"/>
+        <w:jc w:val="both"/>
+      </w:pPr>
       <w:r>
         <w:rPr>
+          <w:rFonts w:ascii="Times New Roman" w:hAnsi="Times New Roman" w:eastAsia="Times New Roman" w:cs="Times New Roman"/>
           <w:b/>
-          <w:sz w:val="24"/>
+          <w:sz w:val="28"/>
         </w:rPr>
         <w:t>Комплексная проверка</w:t>
       </w:r>
@@ -449,6 +675,7 @@
       <w:tblPr>
         <w:tblStyle w:val="TableGrid"/>
         <w:tblW w:type="auto" w:w="0"/>
+        <w:tblLayout w:type="autofit"/>
         <w:tblLook w:firstColumn="1" w:firstRow="1" w:lastColumn="0" w:lastRow="0" w:noHBand="0" w:noVBand="1" w:val="04A0"/>
       </w:tblPr>
       <w:tblGrid>
@@ -462,9 +689,16 @@
             <w:tcW w:type="dxa" w:w="2880"/>
           </w:tcPr>
           <w:p>
+            <w:pPr>
+              <w:spacing w:line="360" w:lineRule="auto" w:before="0" w:after="0"/>
+              <w:ind w:firstLine="0"/>
+              <w:jc w:val="center"/>
+            </w:pPr>
             <w:r>
               <w:rPr>
-                <w:sz w:val="18"/>
+                <w:rFonts w:ascii="Times New Roman" w:hAnsi="Times New Roman" w:eastAsia="Times New Roman" w:cs="Times New Roman"/>
+                <w:b/>
+                <w:sz w:val="22"/>
               </w:rPr>
               <w:t>Модуль</w:t>
             </w:r>
@@ -475,9 +709,16 @@
             <w:tcW w:type="dxa" w:w="2880"/>
           </w:tcPr>
           <w:p>
+            <w:pPr>
+              <w:spacing w:line="360" w:lineRule="auto" w:before="0" w:after="0"/>
+              <w:ind w:firstLine="0"/>
+              <w:jc w:val="center"/>
+            </w:pPr>
             <w:r>
               <w:rPr>
-                <w:sz w:val="18"/>
+                <w:rFonts w:ascii="Times New Roman" w:hAnsi="Times New Roman" w:eastAsia="Times New Roman" w:cs="Times New Roman"/>
+                <w:b/>
+                <w:sz w:val="22"/>
               </w:rPr>
               <w:t>Что проверить</w:t>
             </w:r>
@@ -488,9 +729,16 @@
             <w:tcW w:type="dxa" w:w="2880"/>
           </w:tcPr>
           <w:p>
+            <w:pPr>
+              <w:spacing w:line="360" w:lineRule="auto" w:before="0" w:after="0"/>
+              <w:ind w:firstLine="0"/>
+              <w:jc w:val="center"/>
+            </w:pPr>
             <w:r>
               <w:rPr>
-                <w:sz w:val="18"/>
+                <w:rFonts w:ascii="Times New Roman" w:hAnsi="Times New Roman" w:eastAsia="Times New Roman" w:cs="Times New Roman"/>
+                <w:b/>
+                <w:sz w:val="22"/>
               </w:rPr>
               <w:t>Результат</w:t>
             </w:r>
@@ -503,9 +751,16 @@
             <w:tcW w:type="dxa" w:w="2880"/>
           </w:tcPr>
           <w:p>
+            <w:pPr>
+              <w:spacing w:line="360" w:lineRule="auto" w:before="0" w:after="0"/>
+              <w:ind w:firstLine="0"/>
+              <w:jc w:val="both"/>
+            </w:pPr>
             <w:r>
               <w:rPr>
-                <w:sz w:val="18"/>
+                <w:rFonts w:ascii="Times New Roman" w:hAnsi="Times New Roman" w:eastAsia="Times New Roman" w:cs="Times New Roman"/>
+                <w:b w:val="0"/>
+                <w:sz w:val="22"/>
               </w:rPr>
               <w:t>Авторизация</w:t>
             </w:r>
@@ -516,9 +771,16 @@
             <w:tcW w:type="dxa" w:w="2880"/>
           </w:tcPr>
           <w:p>
+            <w:pPr>
+              <w:spacing w:line="360" w:lineRule="auto" w:before="0" w:after="0"/>
+              <w:ind w:firstLine="0"/>
+              <w:jc w:val="both"/>
+            </w:pPr>
             <w:r>
               <w:rPr>
-                <w:sz w:val="18"/>
+                <w:rFonts w:ascii="Times New Roman" w:hAnsi="Times New Roman" w:eastAsia="Times New Roman" w:cs="Times New Roman"/>
+                <w:b w:val="0"/>
+                <w:sz w:val="22"/>
               </w:rPr>
               <w:t>вход, токен, выход</w:t>
             </w:r>
@@ -529,9 +791,16 @@
             <w:tcW w:type="dxa" w:w="2880"/>
           </w:tcPr>
           <w:p>
+            <w:pPr>
+              <w:spacing w:line="360" w:lineRule="auto" w:before="0" w:after="0"/>
+              <w:ind w:firstLine="0"/>
+              <w:jc w:val="both"/>
+            </w:pPr>
             <w:r>
               <w:rPr>
-                <w:sz w:val="18"/>
+                <w:rFonts w:ascii="Times New Roman" w:hAnsi="Times New Roman" w:eastAsia="Times New Roman" w:cs="Times New Roman"/>
+                <w:b w:val="0"/>
+                <w:sz w:val="22"/>
               </w:rPr>
             </w:r>
           </w:p>
@@ -543,9 +812,16 @@
             <w:tcW w:type="dxa" w:w="2880"/>
           </w:tcPr>
           <w:p>
+            <w:pPr>
+              <w:spacing w:line="360" w:lineRule="auto" w:before="0" w:after="0"/>
+              <w:ind w:firstLine="0"/>
+              <w:jc w:val="both"/>
+            </w:pPr>
             <w:r>
               <w:rPr>
-                <w:sz w:val="18"/>
+                <w:rFonts w:ascii="Times New Roman" w:hAnsi="Times New Roman" w:eastAsia="Times New Roman" w:cs="Times New Roman"/>
+                <w:b w:val="0"/>
+                <w:sz w:val="22"/>
               </w:rPr>
               <w:t>Пользователи</w:t>
             </w:r>
@@ -556,9 +832,16 @@
             <w:tcW w:type="dxa" w:w="2880"/>
           </w:tcPr>
           <w:p>
+            <w:pPr>
+              <w:spacing w:line="360" w:lineRule="auto" w:before="0" w:after="0"/>
+              <w:ind w:firstLine="0"/>
+              <w:jc w:val="both"/>
+            </w:pPr>
             <w:r>
               <w:rPr>
-                <w:sz w:val="18"/>
+                <w:rFonts w:ascii="Times New Roman" w:hAnsi="Times New Roman" w:eastAsia="Times New Roman" w:cs="Times New Roman"/>
+                <w:b w:val="0"/>
+                <w:sz w:val="22"/>
               </w:rPr>
               <w:t>CRUD, уникальность email</w:t>
             </w:r>
@@ -569,9 +852,16 @@
             <w:tcW w:type="dxa" w:w="2880"/>
           </w:tcPr>
           <w:p>
+            <w:pPr>
+              <w:spacing w:line="360" w:lineRule="auto" w:before="0" w:after="0"/>
+              <w:ind w:firstLine="0"/>
+              <w:jc w:val="both"/>
+            </w:pPr>
             <w:r>
               <w:rPr>
-                <w:sz w:val="18"/>
+                <w:rFonts w:ascii="Times New Roman" w:hAnsi="Times New Roman" w:eastAsia="Times New Roman" w:cs="Times New Roman"/>
+                <w:b w:val="0"/>
+                <w:sz w:val="22"/>
               </w:rPr>
             </w:r>
           </w:p>
@@ -583,9 +873,16 @@
             <w:tcW w:type="dxa" w:w="2880"/>
           </w:tcPr>
           <w:p>
+            <w:pPr>
+              <w:spacing w:line="360" w:lineRule="auto" w:before="0" w:after="0"/>
+              <w:ind w:firstLine="0"/>
+              <w:jc w:val="both"/>
+            </w:pPr>
             <w:r>
               <w:rPr>
-                <w:sz w:val="18"/>
+                <w:rFonts w:ascii="Times New Roman" w:hAnsi="Times New Roman" w:eastAsia="Times New Roman" w:cs="Times New Roman"/>
+                <w:b w:val="0"/>
+                <w:sz w:val="22"/>
               </w:rPr>
               <w:t>Роли</w:t>
             </w:r>
@@ -596,9 +893,16 @@
             <w:tcW w:type="dxa" w:w="2880"/>
           </w:tcPr>
           <w:p>
+            <w:pPr>
+              <w:spacing w:line="360" w:lineRule="auto" w:before="0" w:after="0"/>
+              <w:ind w:firstLine="0"/>
+              <w:jc w:val="both"/>
+            </w:pPr>
             <w:r>
               <w:rPr>
-                <w:sz w:val="18"/>
+                <w:rFonts w:ascii="Times New Roman" w:hAnsi="Times New Roman" w:eastAsia="Times New Roman" w:cs="Times New Roman"/>
+                <w:b w:val="0"/>
+                <w:sz w:val="22"/>
               </w:rPr>
               <w:t>admin, manager, user</w:t>
             </w:r>
@@ -609,9 +913,16 @@
             <w:tcW w:type="dxa" w:w="2880"/>
           </w:tcPr>
           <w:p>
+            <w:pPr>
+              <w:spacing w:line="360" w:lineRule="auto" w:before="0" w:after="0"/>
+              <w:ind w:firstLine="0"/>
+              <w:jc w:val="both"/>
+            </w:pPr>
             <w:r>
               <w:rPr>
-                <w:sz w:val="18"/>
+                <w:rFonts w:ascii="Times New Roman" w:hAnsi="Times New Roman" w:eastAsia="Times New Roman" w:cs="Times New Roman"/>
+                <w:b w:val="0"/>
+                <w:sz w:val="22"/>
               </w:rPr>
             </w:r>
           </w:p>
@@ -623,9 +934,16 @@
             <w:tcW w:type="dxa" w:w="2880"/>
           </w:tcPr>
           <w:p>
+            <w:pPr>
+              <w:spacing w:line="360" w:lineRule="auto" w:before="0" w:after="0"/>
+              <w:ind w:firstLine="0"/>
+              <w:jc w:val="both"/>
+            </w:pPr>
             <w:r>
               <w:rPr>
-                <w:sz w:val="18"/>
+                <w:rFonts w:ascii="Times New Roman" w:hAnsi="Times New Roman" w:eastAsia="Times New Roman" w:cs="Times New Roman"/>
+                <w:b w:val="0"/>
+                <w:sz w:val="22"/>
               </w:rPr>
               <w:t>API</w:t>
             </w:r>
@@ -636,9 +954,16 @@
             <w:tcW w:type="dxa" w:w="2880"/>
           </w:tcPr>
           <w:p>
+            <w:pPr>
+              <w:spacing w:line="360" w:lineRule="auto" w:before="0" w:after="0"/>
+              <w:ind w:firstLine="0"/>
+              <w:jc w:val="both"/>
+            </w:pPr>
             <w:r>
               <w:rPr>
-                <w:sz w:val="18"/>
+                <w:rFonts w:ascii="Times New Roman" w:hAnsi="Times New Roman" w:eastAsia="Times New Roman" w:cs="Times New Roman"/>
+                <w:b w:val="0"/>
+                <w:sz w:val="22"/>
               </w:rPr>
               <w:t>GET, POST, ошибки</w:t>
             </w:r>
@@ -649,9 +974,16 @@
             <w:tcW w:type="dxa" w:w="2880"/>
           </w:tcPr>
           <w:p>
+            <w:pPr>
+              <w:spacing w:line="360" w:lineRule="auto" w:before="0" w:after="0"/>
+              <w:ind w:firstLine="0"/>
+              <w:jc w:val="both"/>
+            </w:pPr>
             <w:r>
               <w:rPr>
-                <w:sz w:val="18"/>
+                <w:rFonts w:ascii="Times New Roman" w:hAnsi="Times New Roman" w:eastAsia="Times New Roman" w:cs="Times New Roman"/>
+                <w:b w:val="0"/>
+                <w:sz w:val="22"/>
               </w:rPr>
             </w:r>
           </w:p>
@@ -663,9 +995,16 @@
             <w:tcW w:type="dxa" w:w="2880"/>
           </w:tcPr>
           <w:p>
+            <w:pPr>
+              <w:spacing w:line="360" w:lineRule="auto" w:before="0" w:after="0"/>
+              <w:ind w:firstLine="0"/>
+              <w:jc w:val="both"/>
+            </w:pPr>
             <w:r>
               <w:rPr>
-                <w:sz w:val="18"/>
+                <w:rFonts w:ascii="Times New Roman" w:hAnsi="Times New Roman" w:eastAsia="Times New Roman" w:cs="Times New Roman"/>
+                <w:b w:val="0"/>
+                <w:sz w:val="22"/>
               </w:rPr>
               <w:t>Postman</w:t>
             </w:r>
@@ -676,9 +1015,16 @@
             <w:tcW w:type="dxa" w:w="2880"/>
           </w:tcPr>
           <w:p>
+            <w:pPr>
+              <w:spacing w:line="360" w:lineRule="auto" w:before="0" w:after="0"/>
+              <w:ind w:firstLine="0"/>
+              <w:jc w:val="both"/>
+            </w:pPr>
             <w:r>
               <w:rPr>
-                <w:sz w:val="18"/>
+                <w:rFonts w:ascii="Times New Roman" w:hAnsi="Times New Roman" w:eastAsia="Times New Roman" w:cs="Times New Roman"/>
+                <w:b w:val="0"/>
+                <w:sz w:val="22"/>
               </w:rPr>
               <w:t>тесты 200, 400, 401, 403, 500</w:t>
             </w:r>
@@ -689,9 +1035,16 @@
             <w:tcW w:type="dxa" w:w="2880"/>
           </w:tcPr>
           <w:p>
+            <w:pPr>
+              <w:spacing w:line="360" w:lineRule="auto" w:before="0" w:after="0"/>
+              <w:ind w:firstLine="0"/>
+              <w:jc w:val="both"/>
+            </w:pPr>
             <w:r>
               <w:rPr>
-                <w:sz w:val="18"/>
+                <w:rFonts w:ascii="Times New Roman" w:hAnsi="Times New Roman" w:eastAsia="Times New Roman" w:cs="Times New Roman"/>
+                <w:b w:val="0"/>
+                <w:sz w:val="22"/>
               </w:rPr>
             </w:r>
           </w:p>
@@ -703,9 +1056,16 @@
             <w:tcW w:type="dxa" w:w="2880"/>
           </w:tcPr>
           <w:p>
+            <w:pPr>
+              <w:spacing w:line="360" w:lineRule="auto" w:before="0" w:after="0"/>
+              <w:ind w:firstLine="0"/>
+              <w:jc w:val="both"/>
+            </w:pPr>
             <w:r>
               <w:rPr>
-                <w:sz w:val="18"/>
+                <w:rFonts w:ascii="Times New Roman" w:hAnsi="Times New Roman" w:eastAsia="Times New Roman" w:cs="Times New Roman"/>
+                <w:b w:val="0"/>
+                <w:sz w:val="22"/>
               </w:rPr>
               <w:t>Документация</w:t>
             </w:r>
@@ -716,9 +1076,16 @@
             <w:tcW w:type="dxa" w:w="2880"/>
           </w:tcPr>
           <w:p>
+            <w:pPr>
+              <w:spacing w:line="360" w:lineRule="auto" w:before="0" w:after="0"/>
+              <w:ind w:firstLine="0"/>
+              <w:jc w:val="both"/>
+            </w:pPr>
             <w:r>
               <w:rPr>
-                <w:sz w:val="18"/>
+                <w:rFonts w:ascii="Times New Roman" w:hAnsi="Times New Roman" w:eastAsia="Times New Roman" w:cs="Times New Roman"/>
+                <w:b w:val="0"/>
+                <w:sz w:val="22"/>
               </w:rPr>
               <w:t>OpenAPI и примеры</w:t>
             </w:r>
@@ -729,9 +1096,16 @@
             <w:tcW w:type="dxa" w:w="2880"/>
           </w:tcPr>
           <w:p>
+            <w:pPr>
+              <w:spacing w:line="360" w:lineRule="auto" w:before="0" w:after="0"/>
+              <w:ind w:firstLine="0"/>
+              <w:jc w:val="both"/>
+            </w:pPr>
             <w:r>
               <w:rPr>
-                <w:sz w:val="18"/>
+                <w:rFonts w:ascii="Times New Roman" w:hAnsi="Times New Roman" w:eastAsia="Times New Roman" w:cs="Times New Roman"/>
+                <w:b w:val="0"/>
+                <w:sz w:val="22"/>
               </w:rPr>
             </w:r>
           </w:p>
@@ -743,9 +1117,16 @@
             <w:tcW w:type="dxa" w:w="2880"/>
           </w:tcPr>
           <w:p>
+            <w:pPr>
+              <w:spacing w:line="360" w:lineRule="auto" w:before="0" w:after="0"/>
+              <w:ind w:firstLine="0"/>
+              <w:jc w:val="both"/>
+            </w:pPr>
             <w:r>
               <w:rPr>
-                <w:sz w:val="18"/>
+                <w:rFonts w:ascii="Times New Roman" w:hAnsi="Times New Roman" w:eastAsia="Times New Roman" w:cs="Times New Roman"/>
+                <w:b w:val="0"/>
+                <w:sz w:val="22"/>
               </w:rPr>
               <w:t>Аудит</w:t>
             </w:r>
@@ -756,9 +1137,16 @@
             <w:tcW w:type="dxa" w:w="2880"/>
           </w:tcPr>
           <w:p>
+            <w:pPr>
+              <w:spacing w:line="360" w:lineRule="auto" w:before="0" w:after="0"/>
+              <w:ind w:firstLine="0"/>
+              <w:jc w:val="both"/>
+            </w:pPr>
             <w:r>
               <w:rPr>
-                <w:sz w:val="18"/>
+                <w:rFonts w:ascii="Times New Roman" w:hAnsi="Times New Roman" w:eastAsia="Times New Roman" w:cs="Times New Roman"/>
+                <w:b w:val="0"/>
+                <w:sz w:val="22"/>
               </w:rPr>
               <w:t>записи о входе и изменениях</w:t>
             </w:r>
@@ -769,9 +1157,16 @@
             <w:tcW w:type="dxa" w:w="2880"/>
           </w:tcPr>
           <w:p>
+            <w:pPr>
+              <w:spacing w:line="360" w:lineRule="auto" w:before="0" w:after="0"/>
+              <w:ind w:firstLine="0"/>
+              <w:jc w:val="both"/>
+            </w:pPr>
             <w:r>
               <w:rPr>
-                <w:sz w:val="18"/>
+                <w:rFonts w:ascii="Times New Roman" w:hAnsi="Times New Roman" w:eastAsia="Times New Roman" w:cs="Times New Roman"/>
+                <w:b w:val="0"/>
+                <w:sz w:val="22"/>
               </w:rPr>
             </w:r>
           </w:p>
@@ -783,9 +1178,16 @@
             <w:tcW w:type="dxa" w:w="2880"/>
           </w:tcPr>
           <w:p>
+            <w:pPr>
+              <w:spacing w:line="360" w:lineRule="auto" w:before="0" w:after="0"/>
+              <w:ind w:firstLine="0"/>
+              <w:jc w:val="both"/>
+            </w:pPr>
             <w:r>
               <w:rPr>
-                <w:sz w:val="18"/>
+                <w:rFonts w:ascii="Times New Roman" w:hAnsi="Times New Roman" w:eastAsia="Times New Roman" w:cs="Times New Roman"/>
+                <w:b w:val="0"/>
+                <w:sz w:val="22"/>
               </w:rPr>
               <w:t>Копия</w:t>
             </w:r>
@@ -796,9 +1198,16 @@
             <w:tcW w:type="dxa" w:w="2880"/>
           </w:tcPr>
           <w:p>
+            <w:pPr>
+              <w:spacing w:line="360" w:lineRule="auto" w:before="0" w:after="0"/>
+              <w:ind w:firstLine="0"/>
+              <w:jc w:val="both"/>
+            </w:pPr>
             <w:r>
               <w:rPr>
-                <w:sz w:val="18"/>
+                <w:rFonts w:ascii="Times New Roman" w:hAnsi="Times New Roman" w:eastAsia="Times New Roman" w:cs="Times New Roman"/>
+                <w:b w:val="0"/>
+                <w:sz w:val="22"/>
               </w:rPr>
               <w:t>данные восстанавливаются</w:t>
             </w:r>
@@ -809,9 +1218,16 @@
             <w:tcW w:type="dxa" w:w="2880"/>
           </w:tcPr>
           <w:p>
+            <w:pPr>
+              <w:spacing w:line="360" w:lineRule="auto" w:before="0" w:after="0"/>
+              <w:ind w:firstLine="0"/>
+              <w:jc w:val="both"/>
+            </w:pPr>
             <w:r>
               <w:rPr>
-                <w:sz w:val="18"/>
+                <w:rFonts w:ascii="Times New Roman" w:hAnsi="Times New Roman" w:eastAsia="Times New Roman" w:cs="Times New Roman"/>
+                <w:b w:val="0"/>
+                <w:sz w:val="22"/>
               </w:rPr>
             </w:r>
           </w:p>
@@ -820,22 +1236,31 @@
     </w:tbl>
     <w:p/>
     <w:p>
+      <w:pPr>
+        <w:spacing w:line="360" w:lineRule="auto" w:before="0" w:after="0"/>
+        <w:ind w:firstLine="709"/>
+        <w:jc w:val="both"/>
+      </w:pPr>
       <w:r>
         <w:rPr>
+          <w:rFonts w:ascii="Times New Roman" w:hAnsi="Times New Roman" w:eastAsia="Times New Roman" w:cs="Times New Roman"/>
           <w:b/>
-          <w:sz w:val="24"/>
+          <w:sz w:val="28"/>
         </w:rPr>
         <w:t>Скриншоты выполнения работы</w:t>
       </w:r>
     </w:p>
     <w:p>
       <w:pPr>
+        <w:spacing w:line="360" w:lineRule="auto" w:before="0" w:after="0"/>
+        <w:ind w:firstLine="0"/>
         <w:jc w:val="center"/>
       </w:pPr>
       <w:r>
         <w:rPr>
+          <w:rFonts w:ascii="Times New Roman" w:hAnsi="Times New Roman" w:eastAsia="Times New Roman" w:cs="Times New Roman"/>
           <w:i/>
-          <w:sz w:val="22"/>
+          <w:sz w:val="28"/>
         </w:rPr>
         <w:t>[ Место для скриншота: OpenAPI в редакторе ]</w:t>
       </w:r>
@@ -843,12 +1268,15 @@
     <w:p/>
     <w:p>
       <w:pPr>
+        <w:spacing w:line="360" w:lineRule="auto" w:before="0" w:after="0"/>
+        <w:ind w:firstLine="0"/>
         <w:jc w:val="center"/>
       </w:pPr>
       <w:r>
         <w:rPr>
+          <w:rFonts w:ascii="Times New Roman" w:hAnsi="Times New Roman" w:eastAsia="Times New Roman" w:cs="Times New Roman"/>
           <w:i/>
-          <w:sz w:val="22"/>
+          <w:sz w:val="28"/>
         </w:rPr>
         <w:t>[ Место для скриншота: Postman collection с тестами ]</w:t>
       </w:r>
@@ -856,12 +1284,15 @@
     <w:p/>
     <w:p>
       <w:pPr>
+        <w:spacing w:line="360" w:lineRule="auto" w:before="0" w:after="0"/>
+        <w:ind w:firstLine="0"/>
         <w:jc w:val="center"/>
       </w:pPr>
       <w:r>
         <w:rPr>
+          <w:rFonts w:ascii="Times New Roman" w:hAnsi="Times New Roman" w:eastAsia="Times New Roman" w:cs="Times New Roman"/>
           <w:i/>
-          <w:sz w:val="22"/>
+          <w:sz w:val="28"/>
         </w:rPr>
         <w:t>[ Место для скриншота: успешный запрос и ответ ]</w:t>
       </w:r>
@@ -869,12 +1300,15 @@
     <w:p/>
     <w:p>
       <w:pPr>
+        <w:spacing w:line="360" w:lineRule="auto" w:before="0" w:after="0"/>
+        <w:ind w:firstLine="0"/>
         <w:jc w:val="center"/>
       </w:pPr>
       <w:r>
         <w:rPr>
+          <w:rFonts w:ascii="Times New Roman" w:hAnsi="Times New Roman" w:eastAsia="Times New Roman" w:cs="Times New Roman"/>
           <w:i/>
-          <w:sz w:val="22"/>
+          <w:sz w:val="28"/>
         </w:rPr>
         <w:t>[ Место для скриншота: ошибка 400 с полем ]</w:t>
       </w:r>
@@ -882,12 +1316,15 @@
     <w:p/>
     <w:p>
       <w:pPr>
+        <w:spacing w:line="360" w:lineRule="auto" w:before="0" w:after="0"/>
+        <w:ind w:firstLine="0"/>
         <w:jc w:val="center"/>
       </w:pPr>
       <w:r>
         <w:rPr>
+          <w:rFonts w:ascii="Times New Roman" w:hAnsi="Times New Roman" w:eastAsia="Times New Roman" w:cs="Times New Roman"/>
           <w:i/>
-          <w:sz w:val="22"/>
+          <w:sz w:val="28"/>
         </w:rPr>
         <w:t>[ Место для скриншота: ошибка 401 и 403 ]</w:t>
       </w:r>
@@ -895,84 +1332,132 @@
     <w:p/>
     <w:p>
       <w:pPr>
+        <w:spacing w:line="360" w:lineRule="auto" w:before="0" w:after="0"/>
+        <w:ind w:firstLine="0"/>
         <w:jc w:val="center"/>
       </w:pPr>
       <w:r>
         <w:rPr>
+          <w:rFonts w:ascii="Times New Roman" w:hAnsi="Times New Roman" w:eastAsia="Times New Roman" w:cs="Times New Roman"/>
           <w:i/>
-          <w:sz w:val="22"/>
+          <w:sz w:val="28"/>
         </w:rPr>
         <w:t>[ Место для скриншота: итоговая защита документации ]</w:t>
       </w:r>
     </w:p>
     <w:p/>
     <w:p>
+      <w:pPr>
+        <w:pStyle w:val="Heading1"/>
+        <w:keepNext/>
+        <w:keepLines/>
+        <w:spacing w:line="240" w:lineRule="auto" w:before="240" w:after="0"/>
+        <w:ind w:firstLine="0" w:left="0"/>
+        <w:jc w:val="both"/>
+      </w:pPr>
       <w:r>
         <w:rPr>
-          <w:b/>
-          <w:sz w:val="24"/>
+          <w:rFonts w:ascii="Times New Roman" w:hAnsi="Times New Roman" w:eastAsia="Times New Roman" w:cs="Times New Roman"/>
+          <w:b w:val="0"/>
+          <w:sz w:val="28"/>
         </w:rPr>
         <w:t>Вывод</w:t>
       </w:r>
     </w:p>
     <w:p>
+      <w:pPr>
+        <w:spacing w:line="360" w:lineRule="auto" w:before="0" w:after="0"/>
+        <w:ind w:firstLine="709"/>
+        <w:jc w:val="both"/>
+      </w:pPr>
       <w:r>
         <w:rPr>
+          <w:rFonts w:ascii="Times New Roman" w:hAnsi="Times New Roman" w:eastAsia="Times New Roman" w:cs="Times New Roman"/>
           <w:b w:val="0"/>
-          <w:sz w:val="24"/>
+          <w:sz w:val="28"/>
         </w:rPr>
         <w:t>Почему документация без примеров и кодов ошибок не считается полной? Как проверить, что документация совпадает с реализацией? Какое место в API оказалось самым рискованным и почему?</w:t>
       </w:r>
     </w:p>
     <w:p>
+      <w:pPr>
+        <w:spacing w:line="360" w:lineRule="auto" w:before="0" w:after="0"/>
+        <w:ind w:firstLine="709"/>
+        <w:jc w:val="both"/>
+      </w:pPr>
       <w:r>
         <w:rPr>
+          <w:rFonts w:ascii="Times New Roman" w:hAnsi="Times New Roman" w:eastAsia="Times New Roman" w:cs="Times New Roman"/>
           <w:b w:val="0"/>
-          <w:sz w:val="24"/>
+          <w:sz w:val="28"/>
         </w:rPr>
         <w:t>________________________________________________________________________</w:t>
       </w:r>
     </w:p>
     <w:p>
+      <w:pPr>
+        <w:spacing w:line="360" w:lineRule="auto" w:before="0" w:after="0"/>
+        <w:ind w:firstLine="709"/>
+        <w:jc w:val="both"/>
+      </w:pPr>
       <w:r>
         <w:rPr>
+          <w:rFonts w:ascii="Times New Roman" w:hAnsi="Times New Roman" w:eastAsia="Times New Roman" w:cs="Times New Roman"/>
           <w:b w:val="0"/>
-          <w:sz w:val="24"/>
+          <w:sz w:val="28"/>
         </w:rPr>
         <w:t>________________________________________________________________________</w:t>
       </w:r>
     </w:p>
     <w:p>
+      <w:pPr>
+        <w:spacing w:line="360" w:lineRule="auto" w:before="0" w:after="0"/>
+        <w:ind w:firstLine="709"/>
+        <w:jc w:val="both"/>
+      </w:pPr>
       <w:r>
         <w:rPr>
+          <w:rFonts w:ascii="Times New Roman" w:hAnsi="Times New Roman" w:eastAsia="Times New Roman" w:cs="Times New Roman"/>
           <w:b w:val="0"/>
-          <w:sz w:val="24"/>
+          <w:sz w:val="28"/>
         </w:rPr>
         <w:t>________________________________________________________________________</w:t>
       </w:r>
     </w:p>
     <w:p>
+      <w:pPr>
+        <w:spacing w:line="360" w:lineRule="auto" w:before="0" w:after="0"/>
+        <w:ind w:firstLine="709"/>
+        <w:jc w:val="both"/>
+      </w:pPr>
       <w:r>
         <w:rPr>
+          <w:rFonts w:ascii="Times New Roman" w:hAnsi="Times New Roman" w:eastAsia="Times New Roman" w:cs="Times New Roman"/>
           <w:b w:val="0"/>
-          <w:sz w:val="24"/>
+          <w:sz w:val="28"/>
         </w:rPr>
         <w:t>________________________________________________________________________</w:t>
       </w:r>
     </w:p>
     <w:p>
+      <w:pPr>
+        <w:spacing w:line="360" w:lineRule="auto" w:before="0" w:after="0"/>
+        <w:ind w:firstLine="709"/>
+        <w:jc w:val="both"/>
+      </w:pPr>
       <w:r>
         <w:rPr>
+          <w:rFonts w:ascii="Times New Roman" w:hAnsi="Times New Roman" w:eastAsia="Times New Roman" w:cs="Times New Roman"/>
           <w:b w:val="0"/>
-          <w:sz w:val="24"/>
+          <w:sz w:val="28"/>
         </w:rPr>
         <w:t>________________________________________________________________________</w:t>
       </w:r>
     </w:p>
     <w:p/>
     <w:sectPr>
-      <w:pgSz w:w="12240" w:h="15840"/>
-      <w:pgMar w:top="1440" w:right="1800" w:bottom="1440" w:left="1800" w:header="720" w:footer="720" w:gutter="0"/>
+      <w:pgSz w:w="11906" w:h="16838"/>
+      <w:pgMar w:top="1134" w:right="850" w:bottom="1134" w:left="1701" w:header="720" w:footer="720" w:gutter="0"/>
       <w:cols w:space="720"/>
       <w:docGrid w:linePitch="360"/>
     </w:sectPr>
@@ -1343,9 +1828,14 @@
     <w:name w:val="Normal"/>
     <w:qFormat/>
     <w:rsid w:val="00FC693F"/>
+    <w:pPr>
+      <w:spacing w:line="360" w:lineRule="auto" w:before="0" w:after="0"/>
+      <w:ind w:firstLine="709"/>
+      <w:jc w:val="both"/>
+    </w:pPr>
     <w:rPr>
-      <w:rFonts w:ascii="Times New Roman" w:hAnsi="Times New Roman"/>
-      <w:sz w:val="24"/>
+      <w:rFonts w:ascii="Times New Roman" w:hAnsi="Times New Roman" w:eastAsia="Times New Roman" w:cs="Times New Roman"/>
+      <w:sz w:val="28"/>
     </w:rPr>
   </w:style>
   <w:style w:type="paragraph" w:styleId="Header">
@@ -1403,12 +1893,14 @@
     <w:pPr>
       <w:keepNext/>
       <w:keepLines/>
-      <w:spacing w:before="480" w:after="0"/>
+      <w:spacing w:before="240" w:after="0" w:line="240" w:lineRule="auto"/>
+      <w:ind w:firstLine="0" w:left="0"/>
+      <w:jc w:val="both"/>
       <w:outlineLvl w:val="0"/>
     </w:pPr>
     <w:rPr>
-      <w:rFonts w:asciiTheme="majorHAnsi" w:eastAsiaTheme="majorEastAsia" w:hAnsiTheme="majorHAnsi" w:cstheme="majorBidi"/>
-      <w:b/>
+      <w:rFonts w:asciiTheme="majorHAnsi" w:eastAsiaTheme="majorEastAsia" w:hAnsiTheme="majorHAnsi" w:cstheme="majorBidi" w:ascii="Times New Roman" w:hAnsi="Times New Roman" w:eastAsia="Times New Roman" w:cs="Times New Roman"/>
+      <w:b w:val="0"/>
       <w:bCs/>
       <w:color w:val="365F91" w:themeColor="accent1" w:themeShade="BF"/>
       <w:sz w:val="28"/>
@@ -1427,15 +1919,17 @@
     <w:pPr>
       <w:keepNext/>
       <w:keepLines/>
-      <w:spacing w:before="200" w:after="0"/>
+      <w:spacing w:before="40" w:after="0" w:line="240" w:lineRule="auto"/>
+      <w:ind w:firstLine="0" w:left="0"/>
+      <w:jc w:val="left"/>
       <w:outlineLvl w:val="1"/>
     </w:pPr>
     <w:rPr>
-      <w:rFonts w:asciiTheme="majorHAnsi" w:eastAsiaTheme="majorEastAsia" w:hAnsiTheme="majorHAnsi" w:cstheme="majorBidi"/>
+      <w:rFonts w:asciiTheme="majorHAnsi" w:eastAsiaTheme="majorEastAsia" w:hAnsiTheme="majorHAnsi" w:cstheme="majorBidi" w:ascii="Times New Roman" w:hAnsi="Times New Roman" w:eastAsia="Times New Roman" w:cs="Times New Roman"/>
       <w:b/>
       <w:bCs/>
       <w:color w:val="4F81BD" w:themeColor="accent1"/>
-      <w:sz w:val="26"/>
+      <w:sz w:val="28"/>
       <w:szCs w:val="26"/>
     </w:rPr>
   </w:style>
@@ -1765,9 +2259,14 @@
     <w:qFormat/>
     <w:rsid w:val="00FC693F"/>
     <w:pPr>
-      <w:ind w:left="720"/>
+      <w:spacing w:line="360" w:lineRule="auto" w:before="0" w:after="0"/>
+      <w:ind w:left="709" w:firstLine="0"/>
       <w:contextualSpacing/>
     </w:pPr>
+    <w:rPr>
+      <w:rFonts w:ascii="Times New Roman" w:hAnsi="Times New Roman" w:eastAsia="Times New Roman" w:cs="Times New Roman"/>
+      <w:sz w:val="28"/>
+    </w:rPr>
   </w:style>
   <w:style w:type="paragraph" w:styleId="BodyText">
     <w:name w:val="Body Text"/>

--- a/courses/4/uifis/reports/UIFIS_practice-18_report-template.docx
+++ b/courses/4/uifis/reports/UIFIS_practice-18_report-template.docx
@@ -12,6 +12,7 @@
         <w:rPr>
           <w:rFonts w:ascii="Times New Roman" w:hAnsi="Times New Roman" w:eastAsia="Times New Roman" w:cs="Times New Roman"/>
           <w:b/>
+          <w:color w:val="000000"/>
           <w:sz w:val="28"/>
         </w:rPr>
         <w:t>Устройство и функционирование информационной системы (МДК.06.03)</w:t>
@@ -27,6 +28,7 @@
         <w:rPr>
           <w:rFonts w:ascii="Times New Roman" w:hAnsi="Times New Roman" w:eastAsia="Times New Roman" w:cs="Times New Roman"/>
           <w:b/>
+          <w:color w:val="000000"/>
           <w:sz w:val="28"/>
         </w:rPr>
         <w:t>Отчёт по практической работе 18</w:t>
@@ -42,6 +44,7 @@
         <w:rPr>
           <w:rFonts w:ascii="Times New Roman" w:hAnsi="Times New Roman" w:eastAsia="Times New Roman" w:cs="Times New Roman"/>
           <w:b w:val="0"/>
+          <w:color w:val="000000"/>
           <w:sz w:val="28"/>
         </w:rPr>
         <w:t>Тема: Документация API; Комплексный практикум</w:t>
@@ -58,6 +61,7 @@
         <w:rPr>
           <w:rFonts w:ascii="Times New Roman" w:hAnsi="Times New Roman" w:eastAsia="Times New Roman" w:cs="Times New Roman"/>
           <w:b w:val="0"/>
+          <w:color w:val="000000"/>
           <w:sz w:val="28"/>
         </w:rPr>
         <w:t>ФИО студента: ______________________________________</w:t>
@@ -73,6 +77,7 @@
         <w:rPr>
           <w:rFonts w:ascii="Times New Roman" w:hAnsi="Times New Roman" w:eastAsia="Times New Roman" w:cs="Times New Roman"/>
           <w:b w:val="0"/>
+          <w:color w:val="000000"/>
           <w:sz w:val="28"/>
         </w:rPr>
         <w:t>Группа: ______________________  Дата: _______________</w:t>
@@ -84,14 +89,16 @@
         <w:pStyle w:val="Heading1"/>
         <w:keepNext/>
         <w:keepLines/>
+        <w:pageBreakBefore/>
         <w:spacing w:line="240" w:lineRule="auto" w:before="240" w:after="0"/>
-        <w:ind w:firstLine="0" w:left="0"/>
+        <w:ind w:left="0" w:firstLine="0"/>
         <w:jc w:val="both"/>
       </w:pPr>
       <w:r>
         <w:rPr>
           <w:rFonts w:ascii="Times New Roman" w:hAnsi="Times New Roman" w:eastAsia="Times New Roman" w:cs="Times New Roman"/>
           <w:b w:val="0"/>
+          <w:color w:val="000000"/>
           <w:sz w:val="28"/>
         </w:rPr>
         <w:t>Цель работы</w:t>
@@ -107,6 +114,7 @@
         <w:rPr>
           <w:rFonts w:ascii="Times New Roman" w:hAnsi="Times New Roman" w:eastAsia="Times New Roman" w:cs="Times New Roman"/>
           <w:b w:val="0"/>
+          <w:color w:val="000000"/>
           <w:sz w:val="28"/>
         </w:rPr>
         <w:t>Описать учебный API в OpenAPI, подготовить коллекцию Postman с тестами, оформить примеры запросов и ошибок, провести комплексную проверку модулей ИС и защитить документацию перед группой.</w:t>
@@ -119,13 +127,14 @@
         <w:keepNext/>
         <w:keepLines/>
         <w:spacing w:line="240" w:lineRule="auto" w:before="240" w:after="0"/>
-        <w:ind w:firstLine="0" w:left="0"/>
+        <w:ind w:left="0" w:firstLine="0"/>
         <w:jc w:val="both"/>
       </w:pPr>
       <w:r>
         <w:rPr>
           <w:rFonts w:ascii="Times New Roman" w:hAnsi="Times New Roman" w:eastAsia="Times New Roman" w:cs="Times New Roman"/>
           <w:b w:val="0"/>
+          <w:color w:val="000000"/>
           <w:sz w:val="28"/>
         </w:rPr>
         <w:t>Ход работы</w:t>
@@ -141,6 +150,7 @@
         <w:rPr>
           <w:rFonts w:ascii="Times New Roman" w:hAnsi="Times New Roman" w:eastAsia="Times New Roman" w:cs="Times New Roman"/>
           <w:b/>
+          <w:color w:val="000000"/>
           <w:sz w:val="28"/>
         </w:rPr>
         <w:t>Состав документации</w:t>
@@ -173,6 +183,7 @@
               <w:rPr>
                 <w:rFonts w:ascii="Times New Roman" w:hAnsi="Times New Roman" w:eastAsia="Times New Roman" w:cs="Times New Roman"/>
                 <w:b/>
+                <w:color w:val="000000"/>
                 <w:sz w:val="22"/>
               </w:rPr>
               <w:t>Раздел</w:t>
@@ -193,6 +204,7 @@
               <w:rPr>
                 <w:rFonts w:ascii="Times New Roman" w:hAnsi="Times New Roman" w:eastAsia="Times New Roman" w:cs="Times New Roman"/>
                 <w:b/>
+                <w:color w:val="000000"/>
                 <w:sz w:val="22"/>
               </w:rPr>
               <w:t>Что включить</w:t>
@@ -213,6 +225,7 @@
               <w:rPr>
                 <w:rFonts w:ascii="Times New Roman" w:hAnsi="Times New Roman" w:eastAsia="Times New Roman" w:cs="Times New Roman"/>
                 <w:b/>
+                <w:color w:val="000000"/>
                 <w:sz w:val="22"/>
               </w:rPr>
               <w:t>Проверка</w:t>
@@ -235,6 +248,7 @@
               <w:rPr>
                 <w:rFonts w:ascii="Times New Roman" w:hAnsi="Times New Roman" w:eastAsia="Times New Roman" w:cs="Times New Roman"/>
                 <w:b w:val="0"/>
+                <w:color w:val="000000"/>
                 <w:sz w:val="22"/>
               </w:rPr>
               <w:t>Общие сведения</w:t>
@@ -255,6 +269,7 @@
               <w:rPr>
                 <w:rFonts w:ascii="Times New Roman" w:hAnsi="Times New Roman" w:eastAsia="Times New Roman" w:cs="Times New Roman"/>
                 <w:b w:val="0"/>
+                <w:color w:val="000000"/>
                 <w:sz w:val="22"/>
               </w:rPr>
               <w:t>назначение, base URL, версия, авторизация</w:t>
@@ -275,6 +290,7 @@
               <w:rPr>
                 <w:rFonts w:ascii="Times New Roman" w:hAnsi="Times New Roman" w:eastAsia="Times New Roman" w:cs="Times New Roman"/>
                 <w:b w:val="0"/>
+                <w:color w:val="000000"/>
                 <w:sz w:val="22"/>
               </w:rPr>
               <w:t>ссылка на стенд</w:t>
@@ -297,6 +313,7 @@
               <w:rPr>
                 <w:rFonts w:ascii="Times New Roman" w:hAnsi="Times New Roman" w:eastAsia="Times New Roman" w:cs="Times New Roman"/>
                 <w:b w:val="0"/>
+                <w:color w:val="000000"/>
                 <w:sz w:val="22"/>
               </w:rPr>
               <w:t>Ресурсы</w:t>
@@ -317,6 +334,7 @@
               <w:rPr>
                 <w:rFonts w:ascii="Times New Roman" w:hAnsi="Times New Roman" w:eastAsia="Times New Roman" w:cs="Times New Roman"/>
                 <w:b w:val="0"/>
+                <w:color w:val="000000"/>
                 <w:sz w:val="22"/>
               </w:rPr>
               <w:t>users, roles, health</w:t>
@@ -337,6 +355,7 @@
               <w:rPr>
                 <w:rFonts w:ascii="Times New Roman" w:hAnsi="Times New Roman" w:eastAsia="Times New Roman" w:cs="Times New Roman"/>
                 <w:b w:val="0"/>
+                <w:color w:val="000000"/>
                 <w:sz w:val="22"/>
               </w:rPr>
               <w:t>каждый путь описан</w:t>
@@ -359,6 +378,7 @@
               <w:rPr>
                 <w:rFonts w:ascii="Times New Roman" w:hAnsi="Times New Roman" w:eastAsia="Times New Roman" w:cs="Times New Roman"/>
                 <w:b w:val="0"/>
+                <w:color w:val="000000"/>
                 <w:sz w:val="22"/>
               </w:rPr>
               <w:t>Схемы</w:t>
@@ -379,6 +399,7 @@
               <w:rPr>
                 <w:rFonts w:ascii="Times New Roman" w:hAnsi="Times New Roman" w:eastAsia="Times New Roman" w:cs="Times New Roman"/>
                 <w:b w:val="0"/>
+                <w:color w:val="000000"/>
                 <w:sz w:val="22"/>
               </w:rPr>
               <w:t>User, UserInput, Error</w:t>
@@ -399,6 +420,7 @@
               <w:rPr>
                 <w:rFonts w:ascii="Times New Roman" w:hAnsi="Times New Roman" w:eastAsia="Times New Roman" w:cs="Times New Roman"/>
                 <w:b w:val="0"/>
+                <w:color w:val="000000"/>
                 <w:sz w:val="22"/>
               </w:rPr>
               <w:t>обязательные поля</w:t>
@@ -421,6 +443,7 @@
               <w:rPr>
                 <w:rFonts w:ascii="Times New Roman" w:hAnsi="Times New Roman" w:eastAsia="Times New Roman" w:cs="Times New Roman"/>
                 <w:b w:val="0"/>
+                <w:color w:val="000000"/>
                 <w:sz w:val="22"/>
               </w:rPr>
               <w:t>Коды</w:t>
@@ -441,6 +464,7 @@
               <w:rPr>
                 <w:rFonts w:ascii="Times New Roman" w:hAnsi="Times New Roman" w:eastAsia="Times New Roman" w:cs="Times New Roman"/>
                 <w:b w:val="0"/>
+                <w:color w:val="000000"/>
                 <w:sz w:val="22"/>
               </w:rPr>
               <w:t>200, 201, 400, 401, 403, 404, 500</w:t>
@@ -461,6 +485,7 @@
               <w:rPr>
                 <w:rFonts w:ascii="Times New Roman" w:hAnsi="Times New Roman" w:eastAsia="Times New Roman" w:cs="Times New Roman"/>
                 <w:b w:val="0"/>
+                <w:color w:val="000000"/>
                 <w:sz w:val="22"/>
               </w:rPr>
               <w:t>примеры тел</w:t>
@@ -483,6 +508,7 @@
               <w:rPr>
                 <w:rFonts w:ascii="Times New Roman" w:hAnsi="Times New Roman" w:eastAsia="Times New Roman" w:cs="Times New Roman"/>
                 <w:b w:val="0"/>
+                <w:color w:val="000000"/>
                 <w:sz w:val="22"/>
               </w:rPr>
               <w:t>Примеры</w:t>
@@ -503,6 +529,7 @@
               <w:rPr>
                 <w:rFonts w:ascii="Times New Roman" w:hAnsi="Times New Roman" w:eastAsia="Times New Roman" w:cs="Times New Roman"/>
                 <w:b w:val="0"/>
+                <w:color w:val="000000"/>
                 <w:sz w:val="22"/>
               </w:rPr>
               <w:t>curl и Postman</w:t>
@@ -523,6 +550,7 @@
               <w:rPr>
                 <w:rFonts w:ascii="Times New Roman" w:hAnsi="Times New Roman" w:eastAsia="Times New Roman" w:cs="Times New Roman"/>
                 <w:b w:val="0"/>
+                <w:color w:val="000000"/>
                 <w:sz w:val="22"/>
               </w:rPr>
               <w:t>запрос выполняется</w:t>
@@ -545,6 +573,7 @@
               <w:rPr>
                 <w:rFonts w:ascii="Times New Roman" w:hAnsi="Times New Roman" w:eastAsia="Times New Roman" w:cs="Times New Roman"/>
                 <w:b w:val="0"/>
+                <w:color w:val="000000"/>
                 <w:sz w:val="22"/>
               </w:rPr>
               <w:t>Ошибки</w:t>
@@ -565,6 +594,7 @@
               <w:rPr>
                 <w:rFonts w:ascii="Times New Roman" w:hAnsi="Times New Roman" w:eastAsia="Times New Roman" w:cs="Times New Roman"/>
                 <w:b w:val="0"/>
+                <w:color w:val="000000"/>
                 <w:sz w:val="22"/>
               </w:rPr>
               <w:t>код, поле, сообщение</w:t>
@@ -585,6 +615,7 @@
               <w:rPr>
                 <w:rFonts w:ascii="Times New Roman" w:hAnsi="Times New Roman" w:eastAsia="Times New Roman" w:cs="Times New Roman"/>
                 <w:b w:val="0"/>
+                <w:color w:val="000000"/>
                 <w:sz w:val="22"/>
               </w:rPr>
               <w:t>не раскрывает стек</w:t>
@@ -607,6 +638,7 @@
               <w:rPr>
                 <w:rFonts w:ascii="Times New Roman" w:hAnsi="Times New Roman" w:eastAsia="Times New Roman" w:cs="Times New Roman"/>
                 <w:b w:val="0"/>
+                <w:color w:val="000000"/>
                 <w:sz w:val="22"/>
               </w:rPr>
               <w:t>Версионирование</w:t>
@@ -627,6 +659,7 @@
               <w:rPr>
                 <w:rFonts w:ascii="Times New Roman" w:hAnsi="Times New Roman" w:eastAsia="Times New Roman" w:cs="Times New Roman"/>
                 <w:b w:val="0"/>
+                <w:color w:val="000000"/>
                 <w:sz w:val="22"/>
               </w:rPr>
               <w:t>v1 и правило изменений</w:t>
@@ -647,6 +680,7 @@
               <w:rPr>
                 <w:rFonts w:ascii="Times New Roman" w:hAnsi="Times New Roman" w:eastAsia="Times New Roman" w:cs="Times New Roman"/>
                 <w:b w:val="0"/>
+                <w:color w:val="000000"/>
                 <w:sz w:val="22"/>
               </w:rPr>
               <w:t>описано</w:t>
@@ -666,6 +700,7 @@
         <w:rPr>
           <w:rFonts w:ascii="Times New Roman" w:hAnsi="Times New Roman" w:eastAsia="Times New Roman" w:cs="Times New Roman"/>
           <w:b/>
+          <w:color w:val="000000"/>
           <w:sz w:val="28"/>
         </w:rPr>
         <w:t>Комплексная проверка</w:t>
@@ -698,6 +733,7 @@
               <w:rPr>
                 <w:rFonts w:ascii="Times New Roman" w:hAnsi="Times New Roman" w:eastAsia="Times New Roman" w:cs="Times New Roman"/>
                 <w:b/>
+                <w:color w:val="000000"/>
                 <w:sz w:val="22"/>
               </w:rPr>
               <w:t>Модуль</w:t>
@@ -718,6 +754,7 @@
               <w:rPr>
                 <w:rFonts w:ascii="Times New Roman" w:hAnsi="Times New Roman" w:eastAsia="Times New Roman" w:cs="Times New Roman"/>
                 <w:b/>
+                <w:color w:val="000000"/>
                 <w:sz w:val="22"/>
               </w:rPr>
               <w:t>Что проверить</w:t>
@@ -738,6 +775,7 @@
               <w:rPr>
                 <w:rFonts w:ascii="Times New Roman" w:hAnsi="Times New Roman" w:eastAsia="Times New Roman" w:cs="Times New Roman"/>
                 <w:b/>
+                <w:color w:val="000000"/>
                 <w:sz w:val="22"/>
               </w:rPr>
               <w:t>Результат</w:t>
@@ -760,6 +798,7 @@
               <w:rPr>
                 <w:rFonts w:ascii="Times New Roman" w:hAnsi="Times New Roman" w:eastAsia="Times New Roman" w:cs="Times New Roman"/>
                 <w:b w:val="0"/>
+                <w:color w:val="000000"/>
                 <w:sz w:val="22"/>
               </w:rPr>
               <w:t>Авторизация</w:t>
@@ -780,6 +819,7 @@
               <w:rPr>
                 <w:rFonts w:ascii="Times New Roman" w:hAnsi="Times New Roman" w:eastAsia="Times New Roman" w:cs="Times New Roman"/>
                 <w:b w:val="0"/>
+                <w:color w:val="000000"/>
                 <w:sz w:val="22"/>
               </w:rPr>
               <w:t>вход, токен, выход</w:t>
@@ -800,6 +840,7 @@
               <w:rPr>
                 <w:rFonts w:ascii="Times New Roman" w:hAnsi="Times New Roman" w:eastAsia="Times New Roman" w:cs="Times New Roman"/>
                 <w:b w:val="0"/>
+                <w:color w:val="000000"/>
                 <w:sz w:val="22"/>
               </w:rPr>
             </w:r>
@@ -821,6 +862,7 @@
               <w:rPr>
                 <w:rFonts w:ascii="Times New Roman" w:hAnsi="Times New Roman" w:eastAsia="Times New Roman" w:cs="Times New Roman"/>
                 <w:b w:val="0"/>
+                <w:color w:val="000000"/>
                 <w:sz w:val="22"/>
               </w:rPr>
               <w:t>Пользователи</w:t>
@@ -841,6 +883,7 @@
               <w:rPr>
                 <w:rFonts w:ascii="Times New Roman" w:hAnsi="Times New Roman" w:eastAsia="Times New Roman" w:cs="Times New Roman"/>
                 <w:b w:val="0"/>
+                <w:color w:val="000000"/>
                 <w:sz w:val="22"/>
               </w:rPr>
               <w:t>CRUD, уникальность email</w:t>
@@ -861,6 +904,7 @@
               <w:rPr>
                 <w:rFonts w:ascii="Times New Roman" w:hAnsi="Times New Roman" w:eastAsia="Times New Roman" w:cs="Times New Roman"/>
                 <w:b w:val="0"/>
+                <w:color w:val="000000"/>
                 <w:sz w:val="22"/>
               </w:rPr>
             </w:r>
@@ -882,6 +926,7 @@
               <w:rPr>
                 <w:rFonts w:ascii="Times New Roman" w:hAnsi="Times New Roman" w:eastAsia="Times New Roman" w:cs="Times New Roman"/>
                 <w:b w:val="0"/>
+                <w:color w:val="000000"/>
                 <w:sz w:val="22"/>
               </w:rPr>
               <w:t>Роли</w:t>
@@ -902,6 +947,7 @@
               <w:rPr>
                 <w:rFonts w:ascii="Times New Roman" w:hAnsi="Times New Roman" w:eastAsia="Times New Roman" w:cs="Times New Roman"/>
                 <w:b w:val="0"/>
+                <w:color w:val="000000"/>
                 <w:sz w:val="22"/>
               </w:rPr>
               <w:t>admin, manager, user</w:t>
@@ -922,6 +968,7 @@
               <w:rPr>
                 <w:rFonts w:ascii="Times New Roman" w:hAnsi="Times New Roman" w:eastAsia="Times New Roman" w:cs="Times New Roman"/>
                 <w:b w:val="0"/>
+                <w:color w:val="000000"/>
                 <w:sz w:val="22"/>
               </w:rPr>
             </w:r>
@@ -943,6 +990,7 @@
               <w:rPr>
                 <w:rFonts w:ascii="Times New Roman" w:hAnsi="Times New Roman" w:eastAsia="Times New Roman" w:cs="Times New Roman"/>
                 <w:b w:val="0"/>
+                <w:color w:val="000000"/>
                 <w:sz w:val="22"/>
               </w:rPr>
               <w:t>API</w:t>
@@ -963,6 +1011,7 @@
               <w:rPr>
                 <w:rFonts w:ascii="Times New Roman" w:hAnsi="Times New Roman" w:eastAsia="Times New Roman" w:cs="Times New Roman"/>
                 <w:b w:val="0"/>
+                <w:color w:val="000000"/>
                 <w:sz w:val="22"/>
               </w:rPr>
               <w:t>GET, POST, ошибки</w:t>
@@ -983,6 +1032,7 @@
               <w:rPr>
                 <w:rFonts w:ascii="Times New Roman" w:hAnsi="Times New Roman" w:eastAsia="Times New Roman" w:cs="Times New Roman"/>
                 <w:b w:val="0"/>
+                <w:color w:val="000000"/>
                 <w:sz w:val="22"/>
               </w:rPr>
             </w:r>
@@ -1004,6 +1054,7 @@
               <w:rPr>
                 <w:rFonts w:ascii="Times New Roman" w:hAnsi="Times New Roman" w:eastAsia="Times New Roman" w:cs="Times New Roman"/>
                 <w:b w:val="0"/>
+                <w:color w:val="000000"/>
                 <w:sz w:val="22"/>
               </w:rPr>
               <w:t>Postman</w:t>
@@ -1024,6 +1075,7 @@
               <w:rPr>
                 <w:rFonts w:ascii="Times New Roman" w:hAnsi="Times New Roman" w:eastAsia="Times New Roman" w:cs="Times New Roman"/>
                 <w:b w:val="0"/>
+                <w:color w:val="000000"/>
                 <w:sz w:val="22"/>
               </w:rPr>
               <w:t>тесты 200, 400, 401, 403, 500</w:t>
@@ -1044,6 +1096,7 @@
               <w:rPr>
                 <w:rFonts w:ascii="Times New Roman" w:hAnsi="Times New Roman" w:eastAsia="Times New Roman" w:cs="Times New Roman"/>
                 <w:b w:val="0"/>
+                <w:color w:val="000000"/>
                 <w:sz w:val="22"/>
               </w:rPr>
             </w:r>
@@ -1065,6 +1118,7 @@
               <w:rPr>
                 <w:rFonts w:ascii="Times New Roman" w:hAnsi="Times New Roman" w:eastAsia="Times New Roman" w:cs="Times New Roman"/>
                 <w:b w:val="0"/>
+                <w:color w:val="000000"/>
                 <w:sz w:val="22"/>
               </w:rPr>
               <w:t>Документация</w:t>
@@ -1085,6 +1139,7 @@
               <w:rPr>
                 <w:rFonts w:ascii="Times New Roman" w:hAnsi="Times New Roman" w:eastAsia="Times New Roman" w:cs="Times New Roman"/>
                 <w:b w:val="0"/>
+                <w:color w:val="000000"/>
                 <w:sz w:val="22"/>
               </w:rPr>
               <w:t>OpenAPI и примеры</w:t>
@@ -1105,6 +1160,7 @@
               <w:rPr>
                 <w:rFonts w:ascii="Times New Roman" w:hAnsi="Times New Roman" w:eastAsia="Times New Roman" w:cs="Times New Roman"/>
                 <w:b w:val="0"/>
+                <w:color w:val="000000"/>
                 <w:sz w:val="22"/>
               </w:rPr>
             </w:r>
@@ -1126,6 +1182,7 @@
               <w:rPr>
                 <w:rFonts w:ascii="Times New Roman" w:hAnsi="Times New Roman" w:eastAsia="Times New Roman" w:cs="Times New Roman"/>
                 <w:b w:val="0"/>
+                <w:color w:val="000000"/>
                 <w:sz w:val="22"/>
               </w:rPr>
               <w:t>Аудит</w:t>
@@ -1146,6 +1203,7 @@
               <w:rPr>
                 <w:rFonts w:ascii="Times New Roman" w:hAnsi="Times New Roman" w:eastAsia="Times New Roman" w:cs="Times New Roman"/>
                 <w:b w:val="0"/>
+                <w:color w:val="000000"/>
                 <w:sz w:val="22"/>
               </w:rPr>
               <w:t>записи о входе и изменениях</w:t>
@@ -1166,6 +1224,7 @@
               <w:rPr>
                 <w:rFonts w:ascii="Times New Roman" w:hAnsi="Times New Roman" w:eastAsia="Times New Roman" w:cs="Times New Roman"/>
                 <w:b w:val="0"/>
+                <w:color w:val="000000"/>
                 <w:sz w:val="22"/>
               </w:rPr>
             </w:r>
@@ -1187,6 +1246,7 @@
               <w:rPr>
                 <w:rFonts w:ascii="Times New Roman" w:hAnsi="Times New Roman" w:eastAsia="Times New Roman" w:cs="Times New Roman"/>
                 <w:b w:val="0"/>
+                <w:color w:val="000000"/>
                 <w:sz w:val="22"/>
               </w:rPr>
               <w:t>Копия</w:t>
@@ -1207,6 +1267,7 @@
               <w:rPr>
                 <w:rFonts w:ascii="Times New Roman" w:hAnsi="Times New Roman" w:eastAsia="Times New Roman" w:cs="Times New Roman"/>
                 <w:b w:val="0"/>
+                <w:color w:val="000000"/>
                 <w:sz w:val="22"/>
               </w:rPr>
               <w:t>данные восстанавливаются</w:t>
@@ -1227,6 +1288,7 @@
               <w:rPr>
                 <w:rFonts w:ascii="Times New Roman" w:hAnsi="Times New Roman" w:eastAsia="Times New Roman" w:cs="Times New Roman"/>
                 <w:b w:val="0"/>
+                <w:color w:val="000000"/>
                 <w:sz w:val="22"/>
               </w:rPr>
             </w:r>
@@ -1245,6 +1307,7 @@
         <w:rPr>
           <w:rFonts w:ascii="Times New Roman" w:hAnsi="Times New Roman" w:eastAsia="Times New Roman" w:cs="Times New Roman"/>
           <w:b/>
+          <w:color w:val="000000"/>
           <w:sz w:val="28"/>
         </w:rPr>
         <w:t>Скриншоты выполнения работы</w:t>
@@ -1260,6 +1323,7 @@
         <w:rPr>
           <w:rFonts w:ascii="Times New Roman" w:hAnsi="Times New Roman" w:eastAsia="Times New Roman" w:cs="Times New Roman"/>
           <w:i/>
+          <w:color w:val="000000"/>
           <w:sz w:val="28"/>
         </w:rPr>
         <w:t>[ Место для скриншота: OpenAPI в редакторе ]</w:t>
@@ -1276,6 +1340,7 @@
         <w:rPr>
           <w:rFonts w:ascii="Times New Roman" w:hAnsi="Times New Roman" w:eastAsia="Times New Roman" w:cs="Times New Roman"/>
           <w:i/>
+          <w:color w:val="000000"/>
           <w:sz w:val="28"/>
         </w:rPr>
         <w:t>[ Место для скриншота: Postman collection с тестами ]</w:t>
@@ -1292,6 +1357,7 @@
         <w:rPr>
           <w:rFonts w:ascii="Times New Roman" w:hAnsi="Times New Roman" w:eastAsia="Times New Roman" w:cs="Times New Roman"/>
           <w:i/>
+          <w:color w:val="000000"/>
           <w:sz w:val="28"/>
         </w:rPr>
         <w:t>[ Место для скриншота: успешный запрос и ответ ]</w:t>
@@ -1308,6 +1374,7 @@
         <w:rPr>
           <w:rFonts w:ascii="Times New Roman" w:hAnsi="Times New Roman" w:eastAsia="Times New Roman" w:cs="Times New Roman"/>
           <w:i/>
+          <w:color w:val="000000"/>
           <w:sz w:val="28"/>
         </w:rPr>
         <w:t>[ Место для скриншота: ошибка 400 с полем ]</w:t>
@@ -1324,6 +1391,7 @@
         <w:rPr>
           <w:rFonts w:ascii="Times New Roman" w:hAnsi="Times New Roman" w:eastAsia="Times New Roman" w:cs="Times New Roman"/>
           <w:i/>
+          <w:color w:val="000000"/>
           <w:sz w:val="28"/>
         </w:rPr>
         <w:t>[ Место для скриншота: ошибка 401 и 403 ]</w:t>
@@ -1340,6 +1408,7 @@
         <w:rPr>
           <w:rFonts w:ascii="Times New Roman" w:hAnsi="Times New Roman" w:eastAsia="Times New Roman" w:cs="Times New Roman"/>
           <w:i/>
+          <w:color w:val="000000"/>
           <w:sz w:val="28"/>
         </w:rPr>
         <w:t>[ Место для скриншота: итоговая защита документации ]</w:t>
@@ -1352,13 +1421,14 @@
         <w:keepNext/>
         <w:keepLines/>
         <w:spacing w:line="240" w:lineRule="auto" w:before="240" w:after="0"/>
-        <w:ind w:firstLine="0" w:left="0"/>
+        <w:ind w:left="0" w:firstLine="0"/>
         <w:jc w:val="both"/>
       </w:pPr>
       <w:r>
         <w:rPr>
           <w:rFonts w:ascii="Times New Roman" w:hAnsi="Times New Roman" w:eastAsia="Times New Roman" w:cs="Times New Roman"/>
           <w:b w:val="0"/>
+          <w:color w:val="000000"/>
           <w:sz w:val="28"/>
         </w:rPr>
         <w:t>Вывод</w:t>
@@ -1374,6 +1444,7 @@
         <w:rPr>
           <w:rFonts w:ascii="Times New Roman" w:hAnsi="Times New Roman" w:eastAsia="Times New Roman" w:cs="Times New Roman"/>
           <w:b w:val="0"/>
+          <w:color w:val="000000"/>
           <w:sz w:val="28"/>
         </w:rPr>
         <w:t>Почему документация без примеров и кодов ошибок не считается полной? Как проверить, что документация совпадает с реализацией? Какое место в API оказалось самым рискованным и почему?</w:t>
@@ -1389,9 +1460,9 @@
         <w:rPr>
           <w:rFonts w:ascii="Times New Roman" w:hAnsi="Times New Roman" w:eastAsia="Times New Roman" w:cs="Times New Roman"/>
           <w:b w:val="0"/>
+          <w:color w:val="000000"/>
           <w:sz w:val="28"/>
         </w:rPr>
-        <w:t>________________________________________________________________________</w:t>
       </w:r>
     </w:p>
     <w:p>
@@ -1404,9 +1475,9 @@
         <w:rPr>
           <w:rFonts w:ascii="Times New Roman" w:hAnsi="Times New Roman" w:eastAsia="Times New Roman" w:cs="Times New Roman"/>
           <w:b w:val="0"/>
+          <w:color w:val="000000"/>
           <w:sz w:val="28"/>
         </w:rPr>
-        <w:t>________________________________________________________________________</w:t>
       </w:r>
     </w:p>
     <w:p>
@@ -1419,9 +1490,9 @@
         <w:rPr>
           <w:rFonts w:ascii="Times New Roman" w:hAnsi="Times New Roman" w:eastAsia="Times New Roman" w:cs="Times New Roman"/>
           <w:b w:val="0"/>
+          <w:color w:val="000000"/>
           <w:sz w:val="28"/>
         </w:rPr>
-        <w:t>________________________________________________________________________</w:t>
       </w:r>
     </w:p>
     <w:p>
@@ -1434,9 +1505,9 @@
         <w:rPr>
           <w:rFonts w:ascii="Times New Roman" w:hAnsi="Times New Roman" w:eastAsia="Times New Roman" w:cs="Times New Roman"/>
           <w:b w:val="0"/>
+          <w:color w:val="000000"/>
           <w:sz w:val="28"/>
         </w:rPr>
-        <w:t>________________________________________________________________________</w:t>
       </w:r>
     </w:p>
     <w:p>
@@ -1449,9 +1520,9 @@
         <w:rPr>
           <w:rFonts w:ascii="Times New Roman" w:hAnsi="Times New Roman" w:eastAsia="Times New Roman" w:cs="Times New Roman"/>
           <w:b w:val="0"/>
+          <w:color w:val="000000"/>
           <w:sz w:val="28"/>
         </w:rPr>
-        <w:t>________________________________________________________________________</w:t>
       </w:r>
     </w:p>
     <w:p/>
@@ -1835,6 +1906,7 @@
     </w:pPr>
     <w:rPr>
       <w:rFonts w:ascii="Times New Roman" w:hAnsi="Times New Roman" w:eastAsia="Times New Roman" w:cs="Times New Roman"/>
+      <w:color w:val="000000"/>
       <w:sz w:val="28"/>
     </w:rPr>
   </w:style>
@@ -1894,7 +1966,7 @@
       <w:keepNext/>
       <w:keepLines/>
       <w:spacing w:before="240" w:after="0" w:line="240" w:lineRule="auto"/>
-      <w:ind w:firstLine="0" w:left="0"/>
+      <w:ind w:left="0" w:firstLine="0"/>
       <w:jc w:val="both"/>
       <w:outlineLvl w:val="0"/>
     </w:pPr>
@@ -1902,7 +1974,7 @@
       <w:rFonts w:asciiTheme="majorHAnsi" w:eastAsiaTheme="majorEastAsia" w:hAnsiTheme="majorHAnsi" w:cstheme="majorBidi" w:ascii="Times New Roman" w:hAnsi="Times New Roman" w:eastAsia="Times New Roman" w:cs="Times New Roman"/>
       <w:b w:val="0"/>
       <w:bCs/>
-      <w:color w:val="365F91" w:themeColor="accent1" w:themeShade="BF"/>
+      <w:color w:val="000000"/>
       <w:sz w:val="28"/>
       <w:szCs w:val="28"/>
     </w:rPr>
@@ -1920,7 +1992,7 @@
       <w:keepNext/>
       <w:keepLines/>
       <w:spacing w:before="40" w:after="0" w:line="240" w:lineRule="auto"/>
-      <w:ind w:firstLine="0" w:left="0"/>
+      <w:ind w:left="0" w:firstLine="0"/>
       <w:jc w:val="left"/>
       <w:outlineLvl w:val="1"/>
     </w:pPr>
@@ -1928,7 +2000,7 @@
       <w:rFonts w:asciiTheme="majorHAnsi" w:eastAsiaTheme="majorEastAsia" w:hAnsiTheme="majorHAnsi" w:cstheme="majorBidi" w:ascii="Times New Roman" w:hAnsi="Times New Roman" w:eastAsia="Times New Roman" w:cs="Times New Roman"/>
       <w:b/>
       <w:bCs/>
-      <w:color w:val="4F81BD" w:themeColor="accent1"/>
+      <w:color w:val="000000"/>
       <w:sz w:val="28"/>
       <w:szCs w:val="26"/>
     </w:rPr>
@@ -2265,6 +2337,7 @@
     </w:pPr>
     <w:rPr>
       <w:rFonts w:ascii="Times New Roman" w:hAnsi="Times New Roman" w:eastAsia="Times New Roman" w:cs="Times New Roman"/>
+      <w:color w:val="000000"/>
       <w:sz w:val="28"/>
     </w:rPr>
   </w:style>
